--- a/docs/HAMANN-PABLO-ALEJANDRO-TP3.docx
+++ b/docs/HAMANN-PABLO-ALEJANDRO-TP3.docx
@@ -703,7 +703,6 @@
               <w:rFonts w:asciiTheme="minorHAnsi" w:hAnsiTheme="minorHAnsi" w:cstheme="minorBidi"/>
               <w:noProof/>
               <w:kern w:val="2"/>
-              <w:sz w:val="24"/>
               <w14:ligatures w14:val="standardContextual"/>
             </w:rPr>
           </w:pPr>
@@ -799,7 +798,6 @@
               <w:rFonts w:asciiTheme="minorHAnsi" w:hAnsiTheme="minorHAnsi" w:cstheme="minorBidi"/>
               <w:noProof/>
               <w:kern w:val="2"/>
-              <w:sz w:val="24"/>
               <w14:ligatures w14:val="standardContextual"/>
             </w:rPr>
           </w:pPr>
@@ -873,7 +871,6 @@
               <w:rFonts w:asciiTheme="minorHAnsi" w:hAnsiTheme="minorHAnsi" w:cstheme="minorBidi"/>
               <w:noProof/>
               <w:kern w:val="2"/>
-              <w:sz w:val="24"/>
               <w14:ligatures w14:val="standardContextual"/>
             </w:rPr>
           </w:pPr>
@@ -945,7 +942,6 @@
               <w:rFonts w:asciiTheme="minorHAnsi" w:hAnsiTheme="minorHAnsi" w:cstheme="minorBidi"/>
               <w:noProof/>
               <w:kern w:val="2"/>
-              <w:sz w:val="24"/>
               <w14:ligatures w14:val="standardContextual"/>
             </w:rPr>
           </w:pPr>
@@ -1017,7 +1013,6 @@
               <w:rFonts w:asciiTheme="minorHAnsi" w:hAnsiTheme="minorHAnsi" w:cstheme="minorBidi"/>
               <w:noProof/>
               <w:kern w:val="2"/>
-              <w:sz w:val="24"/>
               <w14:ligatures w14:val="standardContextual"/>
             </w:rPr>
           </w:pPr>
@@ -1334,6 +1329,12 @@
           <w:sz w:val="20"/>
           <w:szCs w:val="22"/>
         </w:rPr>
+      </w:r>
+      <w:r>
+        <w:rPr>
+          <w:sz w:val="20"/>
+          <w:szCs w:val="22"/>
+        </w:rPr>
         <w:fldChar w:fldCharType="separate"/>
       </w:r>
       <w:r>
@@ -1453,26 +1454,88 @@
       </w:pPr>
       <w:bookmarkStart w:id="2" w:name="_Toc199145173"/>
       <w:r>
+        <w:lastRenderedPageBreak/>
         <w:t>Sección 1: Diagrama de arquitectura de implementación</w:t>
       </w:r>
       <w:bookmarkEnd w:id="2"/>
     </w:p>
     <w:p>
-      <w:proofErr w:type="spellStart"/>
       <w:r>
-        <w:t>A</w:t>
+        <w:rPr>
+          <w:noProof/>
+        </w:rPr>
+        <w:drawing>
+          <wp:inline distT="0" distB="0" distL="0" distR="0" wp14:anchorId="336D379C" wp14:editId="7EA152F7">
+            <wp:extent cx="5617210" cy="6760210"/>
+            <wp:effectExtent l="0" t="0" r="2540" b="2540"/>
+            <wp:docPr id="1450170815" name="Imagen 14"/>
+            <wp:cNvGraphicFramePr>
+              <a:graphicFrameLocks xmlns:a="http://schemas.openxmlformats.org/drawingml/2006/main" noChangeAspect="1"/>
+            </wp:cNvGraphicFramePr>
+            <a:graphic xmlns:a="http://schemas.openxmlformats.org/drawingml/2006/main">
+              <a:graphicData uri="http://schemas.openxmlformats.org/drawingml/2006/picture">
+                <pic:pic xmlns:pic="http://schemas.openxmlformats.org/drawingml/2006/picture">
+                  <pic:nvPicPr>
+                    <pic:cNvPr id="0" name="Picture 3"/>
+                    <pic:cNvPicPr>
+                      <a:picLocks noChangeAspect="1" noChangeArrowheads="1"/>
+                    </pic:cNvPicPr>
+                  </pic:nvPicPr>
+                  <pic:blipFill>
+                    <a:blip r:embed="rId20">
+                      <a:extLst>
+                        <a:ext uri="{28A0092B-C50C-407E-A947-70E740481C1C}">
+                          <a14:useLocalDpi xmlns:a14="http://schemas.microsoft.com/office/drawing/2010/main" val="0"/>
+                        </a:ext>
+                      </a:extLst>
+                    </a:blip>
+                    <a:srcRect/>
+                    <a:stretch>
+                      <a:fillRect/>
+                    </a:stretch>
+                  </pic:blipFill>
+                  <pic:spPr bwMode="auto">
+                    <a:xfrm>
+                      <a:off x="0" y="0"/>
+                      <a:ext cx="5617210" cy="6760210"/>
+                    </a:xfrm>
+                    <a:prstGeom prst="rect">
+                      <a:avLst/>
+                    </a:prstGeom>
+                    <a:noFill/>
+                    <a:ln>
+                      <a:noFill/>
+                    </a:ln>
+                  </pic:spPr>
+                </pic:pic>
+              </a:graphicData>
+            </a:graphic>
+          </wp:inline>
+        </w:drawing>
       </w:r>
+    </w:p>
+    <w:p>
+      <w:pPr>
+        <w:spacing w:after="200" w:line="360" w:lineRule="auto"/>
+        <w:rPr>
+          <w:rFonts w:eastAsiaTheme="majorEastAsia" w:cstheme="majorBidi"/>
+          <w:b/>
+          <w:bCs/>
+          <w:sz w:val="28"/>
+          <w:szCs w:val="28"/>
+        </w:rPr>
+      </w:pPr>
+      <w:bookmarkStart w:id="3" w:name="_Toc199145174"/>
       <w:r>
-        <w:t>sd</w:t>
+        <w:br w:type="page"/>
       </w:r>
-      <w:proofErr w:type="spellEnd"/>
     </w:p>
     <w:p>
       <w:pPr>
         <w:pStyle w:val="Ttulo1"/>
       </w:pPr>
-      <w:bookmarkStart w:id="3" w:name="_Toc199145174"/>
       <w:r>
+        <w:lastRenderedPageBreak/>
         <w:t>Sección 2: Tabla con detalle de función de cada componente</w:t>
       </w:r>
       <w:bookmarkEnd w:id="3"/>
@@ -1482,12 +1545,1729 @@
         <w:t>Tabla</w:t>
       </w:r>
     </w:p>
+    <w:tbl>
+      <w:tblPr>
+        <w:tblStyle w:val="Tablaconcuadrcula"/>
+        <w:tblW w:w="5000" w:type="pct"/>
+        <w:tblBorders>
+          <w:top w:val="single" w:sz="4" w:space="0" w:color="B8CCE4" w:themeColor="accent1" w:themeTint="66"/>
+          <w:left w:val="single" w:sz="4" w:space="0" w:color="B8CCE4" w:themeColor="accent1" w:themeTint="66"/>
+          <w:bottom w:val="single" w:sz="4" w:space="0" w:color="B8CCE4" w:themeColor="accent1" w:themeTint="66"/>
+          <w:right w:val="single" w:sz="4" w:space="0" w:color="B8CCE4" w:themeColor="accent1" w:themeTint="66"/>
+          <w:insideH w:val="single" w:sz="4" w:space="0" w:color="B8CCE4" w:themeColor="accent1" w:themeTint="66"/>
+          <w:insideV w:val="single" w:sz="4" w:space="0" w:color="B8CCE4" w:themeColor="accent1" w:themeTint="66"/>
+        </w:tblBorders>
+        <w:tblLook w:val="04A0" w:firstRow="1" w:lastRow="0" w:firstColumn="1" w:lastColumn="0" w:noHBand="0" w:noVBand="1"/>
+      </w:tblPr>
+      <w:tblGrid>
+        <w:gridCol w:w="3396"/>
+        <w:gridCol w:w="5439"/>
+      </w:tblGrid>
+      <w:tr>
+        <w:tc>
+          <w:tcPr>
+            <w:tcW w:w="1922" w:type="pct"/>
+            <w:shd w:val="clear" w:color="auto" w:fill="4F81BD" w:themeFill="accent1"/>
+          </w:tcPr>
+          <w:p>
+            <w:pPr>
+              <w:rPr>
+                <w:b/>
+                <w:bCs/>
+                <w:color w:val="F2F2F2" w:themeColor="background1" w:themeShade="F2"/>
+              </w:rPr>
+            </w:pPr>
+            <w:r>
+              <w:rPr>
+                <w:b/>
+                <w:bCs/>
+                <w:color w:val="F2F2F2" w:themeColor="background1" w:themeShade="F2"/>
+              </w:rPr>
+              <w:t>Componente</w:t>
+            </w:r>
+          </w:p>
+        </w:tc>
+        <w:tc>
+          <w:tcPr>
+            <w:tcW w:w="3078" w:type="pct"/>
+            <w:shd w:val="clear" w:color="auto" w:fill="4F81BD" w:themeFill="accent1"/>
+          </w:tcPr>
+          <w:p>
+            <w:pPr>
+              <w:rPr>
+                <w:b/>
+                <w:bCs/>
+                <w:color w:val="F2F2F2" w:themeColor="background1" w:themeShade="F2"/>
+              </w:rPr>
+            </w:pPr>
+            <w:r>
+              <w:rPr>
+                <w:b/>
+                <w:bCs/>
+                <w:color w:val="F2F2F2" w:themeColor="background1" w:themeShade="F2"/>
+              </w:rPr>
+              <w:t>Descripción función</w:t>
+            </w:r>
+          </w:p>
+        </w:tc>
+      </w:tr>
+      <w:tr>
+        <w:tc>
+          <w:tcPr>
+            <w:tcW w:w="1922" w:type="pct"/>
+            <w:vAlign w:val="center"/>
+          </w:tcPr>
+          <w:p>
+            <w:pPr>
+              <w:jc w:val="left"/>
+              <w:rPr>
+                <w:rFonts w:eastAsia="Times New Roman"/>
+                <w:b/>
+                <w:bCs/>
+                <w:color w:val="000000"/>
+                <w:sz w:val="20"/>
+                <w:szCs w:val="20"/>
+              </w:rPr>
+            </w:pPr>
+            <w:r>
+              <w:rPr>
+                <w:rFonts w:eastAsia="Times New Roman"/>
+                <w:b/>
+                <w:bCs/>
+                <w:color w:val="000000"/>
+                <w:sz w:val="20"/>
+                <w:szCs w:val="20"/>
+              </w:rPr>
+              <w:t>Workstation Cliente</w:t>
+            </w:r>
+          </w:p>
+          <w:p>
+            <w:pPr>
+              <w:jc w:val="left"/>
+              <w:rPr>
+                <w:rFonts w:eastAsia="Times New Roman"/>
+                <w:color w:val="000000"/>
+                <w:sz w:val="20"/>
+                <w:szCs w:val="20"/>
+              </w:rPr>
+            </w:pPr>
+            <w:r>
+              <w:rPr>
+                <w:rFonts w:eastAsia="Times New Roman"/>
+                <w:b/>
+                <w:bCs/>
+                <w:color w:val="000000"/>
+                <w:sz w:val="20"/>
+                <w:szCs w:val="20"/>
+              </w:rPr>
+              <w:t>Cliente remoto</w:t>
+            </w:r>
+            <w:r>
+              <w:rPr>
+                <w:rFonts w:eastAsia="Times New Roman"/>
+                <w:color w:val="000000"/>
+                <w:sz w:val="20"/>
+                <w:szCs w:val="20"/>
+              </w:rPr>
+              <w:t xml:space="preserve"> (laptop / móvil)</w:t>
+            </w:r>
+          </w:p>
+        </w:tc>
+        <w:tc>
+          <w:tcPr>
+            <w:tcW w:w="3078" w:type="pct"/>
+            <w:vAlign w:val="center"/>
+          </w:tcPr>
+          <w:p>
+            <w:pPr>
+              <w:jc w:val="left"/>
+              <w:rPr>
+                <w:rFonts w:eastAsia="Times New Roman"/>
+                <w:color w:val="000000"/>
+                <w:sz w:val="20"/>
+                <w:szCs w:val="20"/>
+              </w:rPr>
+            </w:pPr>
+            <w:r>
+              <w:rPr>
+                <w:rFonts w:eastAsia="Times New Roman"/>
+                <w:color w:val="000000"/>
+                <w:sz w:val="20"/>
+                <w:szCs w:val="20"/>
+              </w:rPr>
+              <w:t>Interfaz de usuario (PC, laptop o móvil) desde la que se envían las solicitudes al sistema de registro de pedidos.</w:t>
+            </w:r>
+          </w:p>
+        </w:tc>
+      </w:tr>
+      <w:tr>
+        <w:tc>
+          <w:tcPr>
+            <w:tcW w:w="1922" w:type="pct"/>
+            <w:vAlign w:val="center"/>
+          </w:tcPr>
+          <w:p>
+            <w:pPr>
+              <w:jc w:val="left"/>
+              <w:rPr>
+                <w:b/>
+                <w:bCs/>
+                <w:color w:val="000000"/>
+                <w:sz w:val="20"/>
+                <w:szCs w:val="20"/>
+              </w:rPr>
+            </w:pPr>
+            <w:r>
+              <w:rPr>
+                <w:b/>
+                <w:bCs/>
+                <w:color w:val="000000"/>
+                <w:sz w:val="20"/>
+                <w:szCs w:val="20"/>
+              </w:rPr>
+              <w:t>Firewall</w:t>
+            </w:r>
+          </w:p>
+        </w:tc>
+        <w:tc>
+          <w:tcPr>
+            <w:tcW w:w="3078" w:type="pct"/>
+            <w:vAlign w:val="center"/>
+          </w:tcPr>
+          <w:p>
+            <w:pPr>
+              <w:jc w:val="left"/>
+              <w:rPr>
+                <w:color w:val="000000"/>
+                <w:sz w:val="20"/>
+                <w:szCs w:val="20"/>
+              </w:rPr>
+            </w:pPr>
+            <w:r>
+              <w:rPr>
+                <w:color w:val="000000"/>
+                <w:sz w:val="20"/>
+                <w:szCs w:val="20"/>
+              </w:rPr>
+              <w:t>Filtra y controla el acceso de red, aplicando políticas de seguridad entre la capa de interfaz y la capa de comunicaciones.</w:t>
+            </w:r>
+          </w:p>
+        </w:tc>
+      </w:tr>
+      <w:tr>
+        <w:tc>
+          <w:tcPr>
+            <w:tcW w:w="1922" w:type="pct"/>
+            <w:vAlign w:val="center"/>
+          </w:tcPr>
+          <w:p>
+            <w:pPr>
+              <w:jc w:val="left"/>
+              <w:rPr>
+                <w:b/>
+                <w:bCs/>
+                <w:color w:val="000000"/>
+                <w:sz w:val="20"/>
+                <w:szCs w:val="20"/>
+              </w:rPr>
+            </w:pPr>
+            <w:r>
+              <w:rPr>
+                <w:b/>
+                <w:bCs/>
+                <w:color w:val="000000"/>
+                <w:sz w:val="20"/>
+                <w:szCs w:val="20"/>
+              </w:rPr>
+              <w:t>Router</w:t>
+            </w:r>
+          </w:p>
+        </w:tc>
+        <w:tc>
+          <w:tcPr>
+            <w:tcW w:w="3078" w:type="pct"/>
+            <w:vAlign w:val="center"/>
+          </w:tcPr>
+          <w:p>
+            <w:pPr>
+              <w:jc w:val="left"/>
+              <w:rPr>
+                <w:color w:val="000000"/>
+                <w:sz w:val="20"/>
+                <w:szCs w:val="20"/>
+              </w:rPr>
+            </w:pPr>
+            <w:r>
+              <w:rPr>
+                <w:color w:val="000000"/>
+                <w:sz w:val="20"/>
+                <w:szCs w:val="20"/>
+              </w:rPr>
+              <w:t>Dirige el tráfico IP entre la capa de interfaz y la capa de comunicaciones, asegurando conectividad de red.</w:t>
+            </w:r>
+          </w:p>
+        </w:tc>
+      </w:tr>
+      <w:tr>
+        <w:tc>
+          <w:tcPr>
+            <w:tcW w:w="1922" w:type="pct"/>
+            <w:vAlign w:val="center"/>
+          </w:tcPr>
+          <w:p>
+            <w:pPr>
+              <w:jc w:val="left"/>
+              <w:rPr>
+                <w:b/>
+                <w:bCs/>
+                <w:color w:val="000000"/>
+                <w:sz w:val="20"/>
+                <w:szCs w:val="20"/>
+              </w:rPr>
+            </w:pPr>
+            <w:r>
+              <w:rPr>
+                <w:b/>
+                <w:bCs/>
+                <w:color w:val="000000"/>
+                <w:sz w:val="20"/>
+                <w:szCs w:val="20"/>
+              </w:rPr>
+              <w:t xml:space="preserve">Load </w:t>
+            </w:r>
+            <w:proofErr w:type="spellStart"/>
+            <w:r>
+              <w:rPr>
+                <w:b/>
+                <w:bCs/>
+                <w:color w:val="000000"/>
+                <w:sz w:val="20"/>
+                <w:szCs w:val="20"/>
+              </w:rPr>
+              <w:t>Balancer</w:t>
+            </w:r>
+            <w:proofErr w:type="spellEnd"/>
+            <w:r>
+              <w:rPr>
+                <w:b/>
+                <w:bCs/>
+                <w:color w:val="000000"/>
+                <w:sz w:val="20"/>
+                <w:szCs w:val="20"/>
+              </w:rPr>
+              <w:t xml:space="preserve"> TCP</w:t>
+            </w:r>
+          </w:p>
+          <w:p>
+            <w:pPr>
+              <w:jc w:val="left"/>
+              <w:rPr>
+                <w:color w:val="000000"/>
+                <w:sz w:val="20"/>
+                <w:szCs w:val="20"/>
+              </w:rPr>
+            </w:pPr>
+            <w:r>
+              <w:rPr>
+                <w:color w:val="000000"/>
+                <w:sz w:val="20"/>
+                <w:szCs w:val="20"/>
+              </w:rPr>
+              <w:t>(</w:t>
+            </w:r>
+            <w:proofErr w:type="spellStart"/>
+            <w:r>
+              <w:rPr>
+                <w:i/>
+                <w:iCs/>
+                <w:color w:val="000000"/>
+                <w:sz w:val="20"/>
+                <w:szCs w:val="20"/>
+              </w:rPr>
+              <w:t>HAProxy</w:t>
+            </w:r>
+            <w:proofErr w:type="spellEnd"/>
+            <w:r>
+              <w:rPr>
+                <w:color w:val="000000"/>
+                <w:sz w:val="20"/>
+                <w:szCs w:val="20"/>
+              </w:rPr>
+              <w:t xml:space="preserve"> en modo TCP u otros</w:t>
+            </w:r>
+            <w:r>
+              <w:rPr>
+                <w:color w:val="000000"/>
+                <w:sz w:val="20"/>
+                <w:szCs w:val="20"/>
+              </w:rPr>
+              <w:t>)</w:t>
+            </w:r>
+          </w:p>
+        </w:tc>
+        <w:tc>
+          <w:tcPr>
+            <w:tcW w:w="3078" w:type="pct"/>
+            <w:vAlign w:val="center"/>
+          </w:tcPr>
+          <w:p>
+            <w:pPr>
+              <w:jc w:val="left"/>
+              <w:rPr>
+                <w:color w:val="000000"/>
+                <w:sz w:val="20"/>
+                <w:szCs w:val="20"/>
+              </w:rPr>
+            </w:pPr>
+            <w:r>
+              <w:rPr>
+                <w:color w:val="000000"/>
+                <w:sz w:val="20"/>
+                <w:szCs w:val="20"/>
+              </w:rPr>
+              <w:t>Reparte las conexiones TCP entrantes de manera uniforme entre los Serv</w:t>
+            </w:r>
+            <w:r>
+              <w:rPr>
+                <w:color w:val="000000"/>
+                <w:sz w:val="20"/>
+                <w:szCs w:val="20"/>
+              </w:rPr>
+              <w:t>idores Transaccionales</w:t>
+            </w:r>
+            <w:r>
+              <w:rPr>
+                <w:color w:val="000000"/>
+                <w:sz w:val="20"/>
+                <w:szCs w:val="20"/>
+              </w:rPr>
+              <w:t>, garantizando alta disponibilidad y balanceo de carga.</w:t>
+            </w:r>
+            <w:r>
+              <w:rPr>
+                <w:color w:val="000000"/>
+                <w:sz w:val="20"/>
+                <w:szCs w:val="20"/>
+              </w:rPr>
+              <w:t xml:space="preserve"> </w:t>
+            </w:r>
+            <w:proofErr w:type="spellStart"/>
+            <w:r>
+              <w:rPr>
+                <w:i/>
+                <w:iCs/>
+                <w:color w:val="000000"/>
+                <w:sz w:val="20"/>
+                <w:szCs w:val="20"/>
+              </w:rPr>
+              <w:t>HAProxy</w:t>
+            </w:r>
+            <w:proofErr w:type="spellEnd"/>
+            <w:r>
+              <w:rPr>
+                <w:color w:val="000000"/>
+                <w:sz w:val="20"/>
+                <w:szCs w:val="20"/>
+              </w:rPr>
+              <w:t xml:space="preserve"> es uno de tantos productos, </w:t>
+            </w:r>
+            <w:r>
+              <w:rPr>
+                <w:color w:val="000000"/>
+                <w:sz w:val="20"/>
+                <w:szCs w:val="20"/>
+              </w:rPr>
+              <w:t xml:space="preserve">solo que este </w:t>
+            </w:r>
+            <w:r>
+              <w:rPr>
+                <w:color w:val="000000"/>
+                <w:sz w:val="20"/>
+                <w:szCs w:val="20"/>
+              </w:rPr>
+              <w:t>tiene la particularidad de poder trabajar tanto en capa 4 (modo TCP</w:t>
+            </w:r>
+            <w:r>
+              <w:rPr>
+                <w:color w:val="000000"/>
+                <w:sz w:val="20"/>
+                <w:szCs w:val="20"/>
+              </w:rPr>
+              <w:t xml:space="preserve">, donde puede funcionar como un </w:t>
+            </w:r>
+            <w:proofErr w:type="spellStart"/>
+            <w:r>
+              <w:rPr>
+                <w:color w:val="000000"/>
+                <w:sz w:val="20"/>
+                <w:szCs w:val="20"/>
+              </w:rPr>
+              <w:t>balanceadro</w:t>
+            </w:r>
+            <w:proofErr w:type="spellEnd"/>
+            <w:r>
+              <w:rPr>
+                <w:color w:val="000000"/>
+                <w:sz w:val="20"/>
+                <w:szCs w:val="20"/>
+              </w:rPr>
+              <w:t xml:space="preserve"> de carga</w:t>
+            </w:r>
+            <w:r>
+              <w:rPr>
+                <w:color w:val="000000"/>
+                <w:sz w:val="20"/>
+                <w:szCs w:val="20"/>
+              </w:rPr>
+              <w:t>) como en capa 7 (a nivel de aplicación: HTTP SSL</w:t>
+            </w:r>
+            <w:r>
+              <w:rPr>
+                <w:color w:val="000000"/>
+                <w:sz w:val="20"/>
+                <w:szCs w:val="20"/>
+              </w:rPr>
+              <w:t xml:space="preserve">, en donde sería un proxy reverso más tradicional, como </w:t>
+            </w:r>
+            <w:proofErr w:type="spellStart"/>
+            <w:r>
+              <w:rPr>
+                <w:color w:val="000000"/>
+                <w:sz w:val="20"/>
+                <w:szCs w:val="20"/>
+              </w:rPr>
+              <w:t>nginx</w:t>
+            </w:r>
+            <w:proofErr w:type="spellEnd"/>
+            <w:r>
+              <w:rPr>
+                <w:color w:val="000000"/>
+                <w:sz w:val="20"/>
+                <w:szCs w:val="20"/>
+              </w:rPr>
+              <w:t xml:space="preserve"> en modo proxy reverso o similares</w:t>
+            </w:r>
+            <w:r>
+              <w:rPr>
+                <w:color w:val="000000"/>
+                <w:sz w:val="20"/>
+                <w:szCs w:val="20"/>
+              </w:rPr>
+              <w:t>).</w:t>
+            </w:r>
+          </w:p>
+        </w:tc>
+      </w:tr>
+      <w:tr>
+        <w:tc>
+          <w:tcPr>
+            <w:tcW w:w="1922" w:type="pct"/>
+            <w:vAlign w:val="center"/>
+          </w:tcPr>
+          <w:p>
+            <w:pPr>
+              <w:jc w:val="left"/>
+              <w:rPr>
+                <w:color w:val="000000"/>
+                <w:sz w:val="20"/>
+                <w:szCs w:val="20"/>
+              </w:rPr>
+            </w:pPr>
+            <w:proofErr w:type="spellStart"/>
+            <w:r>
+              <w:rPr>
+                <w:b/>
+                <w:bCs/>
+                <w:color w:val="000000"/>
+                <w:sz w:val="20"/>
+                <w:szCs w:val="20"/>
+              </w:rPr>
+              <w:t>Transac</w:t>
+            </w:r>
+            <w:r>
+              <w:rPr>
+                <w:b/>
+                <w:bCs/>
+                <w:color w:val="000000"/>
+                <w:sz w:val="20"/>
+                <w:szCs w:val="20"/>
+              </w:rPr>
+              <w:t>t</w:t>
+            </w:r>
+            <w:r>
+              <w:rPr>
+                <w:b/>
+                <w:bCs/>
+                <w:color w:val="000000"/>
+                <w:sz w:val="20"/>
+                <w:szCs w:val="20"/>
+              </w:rPr>
+              <w:t>ional</w:t>
+            </w:r>
+            <w:proofErr w:type="spellEnd"/>
+            <w:r>
+              <w:rPr>
+                <w:b/>
+                <w:bCs/>
+                <w:color w:val="000000"/>
+                <w:sz w:val="20"/>
+                <w:szCs w:val="20"/>
+              </w:rPr>
+              <w:t xml:space="preserve"> </w:t>
+            </w:r>
+            <w:r>
+              <w:rPr>
+                <w:b/>
+                <w:bCs/>
+                <w:color w:val="000000"/>
+                <w:sz w:val="20"/>
+                <w:szCs w:val="20"/>
+              </w:rPr>
+              <w:t>Server</w:t>
+            </w:r>
+            <w:r>
+              <w:rPr>
+                <w:color w:val="000000"/>
+                <w:sz w:val="20"/>
+                <w:szCs w:val="20"/>
+              </w:rPr>
+              <w:t xml:space="preserve"> / </w:t>
+            </w:r>
+            <w:r>
+              <w:rPr>
+                <w:color w:val="000000"/>
+                <w:sz w:val="20"/>
+                <w:szCs w:val="20"/>
+              </w:rPr>
+              <w:t>Servidor Transaccional</w:t>
+            </w:r>
+          </w:p>
+          <w:p>
+            <w:pPr>
+              <w:jc w:val="left"/>
+              <w:rPr>
+                <w:color w:val="000000"/>
+                <w:sz w:val="20"/>
+                <w:szCs w:val="20"/>
+              </w:rPr>
+            </w:pPr>
+            <w:r>
+              <w:rPr>
+                <w:color w:val="000000"/>
+                <w:sz w:val="20"/>
+                <w:szCs w:val="20"/>
+              </w:rPr>
+              <w:t>(Primario)</w:t>
+            </w:r>
+          </w:p>
+        </w:tc>
+        <w:tc>
+          <w:tcPr>
+            <w:tcW w:w="3078" w:type="pct"/>
+            <w:vAlign w:val="center"/>
+          </w:tcPr>
+          <w:p>
+            <w:pPr>
+              <w:jc w:val="left"/>
+              <w:rPr>
+                <w:color w:val="000000"/>
+                <w:sz w:val="20"/>
+                <w:szCs w:val="20"/>
+              </w:rPr>
+            </w:pPr>
+            <w:r>
+              <w:rPr>
+                <w:color w:val="000000"/>
+                <w:sz w:val="20"/>
+                <w:szCs w:val="20"/>
+              </w:rPr>
+              <w:t>Ejecuta la lógica de aplicación y coordina el inicio/</w:t>
+            </w:r>
+            <w:proofErr w:type="spellStart"/>
+            <w:r>
+              <w:rPr>
+                <w:color w:val="000000"/>
+                <w:sz w:val="20"/>
+                <w:szCs w:val="20"/>
+              </w:rPr>
+              <w:t>commit</w:t>
+            </w:r>
+            <w:proofErr w:type="spellEnd"/>
+            <w:r>
+              <w:rPr>
+                <w:color w:val="000000"/>
+                <w:sz w:val="20"/>
+                <w:szCs w:val="20"/>
+              </w:rPr>
+              <w:t>/</w:t>
+            </w:r>
+            <w:proofErr w:type="spellStart"/>
+            <w:r>
+              <w:rPr>
+                <w:color w:val="000000"/>
+                <w:sz w:val="20"/>
+                <w:szCs w:val="20"/>
+              </w:rPr>
+              <w:t>rollback</w:t>
+            </w:r>
+            <w:proofErr w:type="spellEnd"/>
+            <w:r>
+              <w:rPr>
+                <w:color w:val="000000"/>
+                <w:sz w:val="20"/>
+                <w:szCs w:val="20"/>
+              </w:rPr>
+              <w:t xml:space="preserve"> de transacciones; punto principal de procesamiento de pedidos.</w:t>
+            </w:r>
+          </w:p>
+        </w:tc>
+      </w:tr>
+      <w:tr>
+        <w:tc>
+          <w:tcPr>
+            <w:tcW w:w="1922" w:type="pct"/>
+            <w:vAlign w:val="center"/>
+          </w:tcPr>
+          <w:p>
+            <w:pPr>
+              <w:jc w:val="left"/>
+              <w:rPr>
+                <w:color w:val="000000"/>
+                <w:sz w:val="20"/>
+                <w:szCs w:val="20"/>
+              </w:rPr>
+            </w:pPr>
+            <w:proofErr w:type="spellStart"/>
+            <w:r>
+              <w:rPr>
+                <w:b/>
+                <w:bCs/>
+                <w:color w:val="000000"/>
+                <w:sz w:val="20"/>
+                <w:szCs w:val="20"/>
+              </w:rPr>
+              <w:t>Transactional</w:t>
+            </w:r>
+            <w:proofErr w:type="spellEnd"/>
+            <w:r>
+              <w:rPr>
+                <w:b/>
+                <w:bCs/>
+                <w:color w:val="000000"/>
+                <w:sz w:val="20"/>
+                <w:szCs w:val="20"/>
+              </w:rPr>
+              <w:t xml:space="preserve"> Server</w:t>
+            </w:r>
+            <w:r>
+              <w:rPr>
+                <w:color w:val="000000"/>
+                <w:sz w:val="20"/>
+                <w:szCs w:val="20"/>
+              </w:rPr>
+              <w:t xml:space="preserve"> /</w:t>
+            </w:r>
+          </w:p>
+          <w:p>
+            <w:pPr>
+              <w:jc w:val="left"/>
+              <w:rPr>
+                <w:color w:val="000000"/>
+                <w:sz w:val="20"/>
+                <w:szCs w:val="20"/>
+              </w:rPr>
+            </w:pPr>
+            <w:r>
+              <w:rPr>
+                <w:color w:val="000000"/>
+                <w:sz w:val="20"/>
+                <w:szCs w:val="20"/>
+              </w:rPr>
+              <w:t>Servidor Transaccional (Secundario)</w:t>
+            </w:r>
+          </w:p>
+        </w:tc>
+        <w:tc>
+          <w:tcPr>
+            <w:tcW w:w="3078" w:type="pct"/>
+            <w:vAlign w:val="center"/>
+          </w:tcPr>
+          <w:p>
+            <w:pPr>
+              <w:jc w:val="left"/>
+              <w:rPr>
+                <w:color w:val="000000"/>
+                <w:sz w:val="20"/>
+                <w:szCs w:val="20"/>
+              </w:rPr>
+            </w:pPr>
+            <w:r>
+              <w:rPr>
+                <w:color w:val="000000"/>
+                <w:sz w:val="20"/>
+                <w:szCs w:val="20"/>
+              </w:rPr>
+              <w:t xml:space="preserve">Réplica en </w:t>
+            </w:r>
+            <w:r>
+              <w:rPr>
+                <w:color w:val="000000"/>
+                <w:sz w:val="20"/>
+                <w:szCs w:val="20"/>
+              </w:rPr>
+              <w:t>«</w:t>
+            </w:r>
+            <w:r>
+              <w:rPr>
+                <w:color w:val="000000"/>
+                <w:sz w:val="20"/>
+                <w:szCs w:val="20"/>
+              </w:rPr>
+              <w:t>caliente</w:t>
+            </w:r>
+            <w:r>
+              <w:rPr>
+                <w:color w:val="000000"/>
+                <w:sz w:val="20"/>
+                <w:szCs w:val="20"/>
+              </w:rPr>
+              <w:t>» (o en vivo)</w:t>
+            </w:r>
+            <w:r>
+              <w:rPr>
+                <w:color w:val="000000"/>
+                <w:sz w:val="20"/>
+                <w:szCs w:val="20"/>
+              </w:rPr>
+              <w:t xml:space="preserve"> del </w:t>
+            </w:r>
+            <w:r>
+              <w:rPr>
+                <w:color w:val="000000"/>
+                <w:sz w:val="20"/>
+                <w:szCs w:val="20"/>
+              </w:rPr>
+              <w:t xml:space="preserve">servidor </w:t>
+            </w:r>
+            <w:r>
+              <w:rPr>
+                <w:color w:val="000000"/>
+                <w:sz w:val="20"/>
+                <w:szCs w:val="20"/>
+              </w:rPr>
+              <w:t xml:space="preserve">primario para </w:t>
+            </w:r>
+            <w:proofErr w:type="spellStart"/>
+            <w:r>
+              <w:rPr>
+                <w:i/>
+                <w:iCs/>
+                <w:color w:val="000000"/>
+                <w:sz w:val="20"/>
+                <w:szCs w:val="20"/>
+              </w:rPr>
+              <w:t>fail-over</w:t>
+            </w:r>
+            <w:proofErr w:type="spellEnd"/>
+            <w:r>
+              <w:rPr>
+                <w:color w:val="000000"/>
+                <w:sz w:val="20"/>
+                <w:szCs w:val="20"/>
+              </w:rPr>
+              <w:t xml:space="preserve">; se mantiene sincronizado y puede tomar el relevo en caso de caída </w:t>
+            </w:r>
+            <w:r>
+              <w:rPr>
+                <w:color w:val="000000"/>
+                <w:sz w:val="20"/>
+                <w:szCs w:val="20"/>
+              </w:rPr>
+              <w:t xml:space="preserve">o baja </w:t>
+            </w:r>
+            <w:r>
+              <w:rPr>
+                <w:color w:val="000000"/>
+                <w:sz w:val="20"/>
+                <w:szCs w:val="20"/>
+              </w:rPr>
+              <w:t>del primario.</w:t>
+            </w:r>
+          </w:p>
+        </w:tc>
+      </w:tr>
+      <w:tr>
+        <w:tc>
+          <w:tcPr>
+            <w:tcW w:w="1922" w:type="pct"/>
+            <w:vAlign w:val="center"/>
+          </w:tcPr>
+          <w:p>
+            <w:pPr>
+              <w:jc w:val="left"/>
+              <w:rPr>
+                <w:color w:val="000000"/>
+                <w:sz w:val="20"/>
+                <w:szCs w:val="20"/>
+              </w:rPr>
+            </w:pPr>
+            <w:proofErr w:type="spellStart"/>
+            <w:r>
+              <w:rPr>
+                <w:b/>
+                <w:bCs/>
+                <w:color w:val="000000"/>
+                <w:sz w:val="20"/>
+                <w:szCs w:val="20"/>
+              </w:rPr>
+              <w:t>Transaction</w:t>
+            </w:r>
+            <w:proofErr w:type="spellEnd"/>
+            <w:r>
+              <w:rPr>
+                <w:b/>
+                <w:bCs/>
+                <w:color w:val="000000"/>
+                <w:sz w:val="20"/>
+                <w:szCs w:val="20"/>
+              </w:rPr>
+              <w:t xml:space="preserve"> Manager</w:t>
+            </w:r>
+            <w:r>
+              <w:rPr>
+                <w:color w:val="000000"/>
+                <w:sz w:val="20"/>
+                <w:szCs w:val="20"/>
+              </w:rPr>
+              <w:t xml:space="preserve"> / XA </w:t>
+            </w:r>
+            <w:proofErr w:type="spellStart"/>
+            <w:r>
+              <w:rPr>
+                <w:color w:val="000000"/>
+                <w:sz w:val="20"/>
+                <w:szCs w:val="20"/>
+              </w:rPr>
+              <w:t>Coordinator</w:t>
+            </w:r>
+            <w:proofErr w:type="spellEnd"/>
+          </w:p>
+        </w:tc>
+        <w:tc>
+          <w:tcPr>
+            <w:tcW w:w="3078" w:type="pct"/>
+            <w:vAlign w:val="center"/>
+          </w:tcPr>
+          <w:p>
+            <w:pPr>
+              <w:jc w:val="left"/>
+              <w:rPr>
+                <w:color w:val="000000"/>
+                <w:sz w:val="20"/>
+                <w:szCs w:val="20"/>
+              </w:rPr>
+            </w:pPr>
+            <w:r>
+              <w:rPr>
+                <w:color w:val="000000"/>
+                <w:sz w:val="20"/>
+                <w:szCs w:val="20"/>
+              </w:rPr>
+              <w:t>Orquesta transacciones distribuidas en dos fases (2PC) entre la base de datos y otros recursos (pools XA, colas), garantizando ACID</w:t>
+            </w:r>
+            <w:r>
+              <w:rPr>
+                <w:color w:val="000000"/>
+                <w:sz w:val="20"/>
+                <w:szCs w:val="20"/>
+              </w:rPr>
+              <w:t xml:space="preserve"> (</w:t>
+            </w:r>
+            <w:r>
+              <w:rPr>
+                <w:b/>
+                <w:bCs/>
+                <w:color w:val="000000"/>
+                <w:sz w:val="20"/>
+                <w:szCs w:val="20"/>
+              </w:rPr>
+              <w:t>A</w:t>
+            </w:r>
+            <w:r>
+              <w:rPr>
+                <w:color w:val="000000"/>
+                <w:sz w:val="20"/>
+                <w:szCs w:val="20"/>
+              </w:rPr>
+              <w:t xml:space="preserve">tomicidad, </w:t>
+            </w:r>
+            <w:r>
+              <w:rPr>
+                <w:b/>
+                <w:bCs/>
+                <w:color w:val="000000"/>
+                <w:sz w:val="20"/>
+                <w:szCs w:val="20"/>
+              </w:rPr>
+              <w:t>C</w:t>
+            </w:r>
+            <w:r>
+              <w:rPr>
+                <w:color w:val="000000"/>
+                <w:sz w:val="20"/>
+                <w:szCs w:val="20"/>
+              </w:rPr>
+              <w:t xml:space="preserve">onsistencia, </w:t>
+            </w:r>
+            <w:proofErr w:type="spellStart"/>
+            <w:r>
+              <w:rPr>
+                <w:b/>
+                <w:bCs/>
+                <w:color w:val="000000"/>
+                <w:sz w:val="20"/>
+                <w:szCs w:val="20"/>
+              </w:rPr>
+              <w:t>I</w:t>
+            </w:r>
+            <w:r>
+              <w:rPr>
+                <w:color w:val="000000"/>
+                <w:sz w:val="20"/>
+                <w:szCs w:val="20"/>
+              </w:rPr>
+              <w:t>solación</w:t>
+            </w:r>
+            <w:proofErr w:type="spellEnd"/>
+            <w:r>
+              <w:rPr>
+                <w:color w:val="000000"/>
+                <w:sz w:val="20"/>
+                <w:szCs w:val="20"/>
+              </w:rPr>
+              <w:t xml:space="preserve">, </w:t>
+            </w:r>
+            <w:r>
+              <w:rPr>
+                <w:b/>
+                <w:bCs/>
+                <w:color w:val="000000"/>
+                <w:sz w:val="20"/>
+                <w:szCs w:val="20"/>
+              </w:rPr>
+              <w:t>D</w:t>
+            </w:r>
+            <w:r>
+              <w:rPr>
+                <w:color w:val="000000"/>
+                <w:sz w:val="20"/>
+                <w:szCs w:val="20"/>
+              </w:rPr>
+              <w:t>urabilidad)</w:t>
+            </w:r>
+            <w:r>
+              <w:rPr>
+                <w:color w:val="000000"/>
+                <w:sz w:val="20"/>
+                <w:szCs w:val="20"/>
+              </w:rPr>
+              <w:t>.</w:t>
+            </w:r>
+          </w:p>
+        </w:tc>
+      </w:tr>
+      <w:tr>
+        <w:tc>
+          <w:tcPr>
+            <w:tcW w:w="1922" w:type="pct"/>
+            <w:vAlign w:val="center"/>
+          </w:tcPr>
+          <w:p>
+            <w:pPr>
+              <w:jc w:val="left"/>
+              <w:rPr>
+                <w:b/>
+                <w:bCs/>
+                <w:color w:val="000000"/>
+                <w:sz w:val="20"/>
+                <w:szCs w:val="20"/>
+              </w:rPr>
+            </w:pPr>
+            <w:r>
+              <w:rPr>
+                <w:b/>
+                <w:bCs/>
+                <w:color w:val="000000"/>
+                <w:sz w:val="20"/>
+                <w:szCs w:val="20"/>
+              </w:rPr>
+              <w:t>Pool de conexiones JDBC/XA</w:t>
+            </w:r>
+          </w:p>
+        </w:tc>
+        <w:tc>
+          <w:tcPr>
+            <w:tcW w:w="3078" w:type="pct"/>
+            <w:vAlign w:val="center"/>
+          </w:tcPr>
+          <w:p>
+            <w:pPr>
+              <w:jc w:val="left"/>
+              <w:rPr>
+                <w:color w:val="000000"/>
+                <w:sz w:val="20"/>
+                <w:szCs w:val="20"/>
+              </w:rPr>
+            </w:pPr>
+            <w:r>
+              <w:rPr>
+                <w:color w:val="000000"/>
+                <w:sz w:val="20"/>
+                <w:szCs w:val="20"/>
+              </w:rPr>
+              <w:t>Gestiona y reutiliza conexiones a Oracle con soporte XA, optimizando el rendimiento y habilitando transacciones distribuidas.</w:t>
+            </w:r>
+          </w:p>
+        </w:tc>
+      </w:tr>
+      <w:tr>
+        <w:tc>
+          <w:tcPr>
+            <w:tcW w:w="1922" w:type="pct"/>
+            <w:vAlign w:val="center"/>
+          </w:tcPr>
+          <w:p>
+            <w:pPr>
+              <w:jc w:val="left"/>
+              <w:rPr>
+                <w:b/>
+                <w:bCs/>
+                <w:color w:val="000000"/>
+                <w:sz w:val="20"/>
+                <w:szCs w:val="20"/>
+              </w:rPr>
+            </w:pPr>
+            <w:r>
+              <w:rPr>
+                <w:b/>
+                <w:bCs/>
+                <w:color w:val="000000"/>
+                <w:sz w:val="20"/>
+                <w:szCs w:val="20"/>
+              </w:rPr>
+              <w:t>Motor de reglas</w:t>
+            </w:r>
+          </w:p>
+        </w:tc>
+        <w:tc>
+          <w:tcPr>
+            <w:tcW w:w="3078" w:type="pct"/>
+            <w:vAlign w:val="center"/>
+          </w:tcPr>
+          <w:p>
+            <w:pPr>
+              <w:jc w:val="left"/>
+              <w:rPr>
+                <w:color w:val="000000"/>
+                <w:sz w:val="20"/>
+                <w:szCs w:val="20"/>
+              </w:rPr>
+            </w:pPr>
+            <w:r>
+              <w:rPr>
+                <w:color w:val="000000"/>
+                <w:sz w:val="20"/>
+                <w:szCs w:val="20"/>
+              </w:rPr>
+              <w:t xml:space="preserve">Subsistema que evalúa las reglas de negocio configurables (validaciones, descuentos, </w:t>
+            </w:r>
+            <w:r>
+              <w:rPr>
+                <w:color w:val="000000"/>
+                <w:sz w:val="20"/>
+                <w:szCs w:val="20"/>
+              </w:rPr>
+              <w:t>etc.</w:t>
+            </w:r>
+            <w:r>
+              <w:rPr>
+                <w:color w:val="000000"/>
+                <w:sz w:val="20"/>
+                <w:szCs w:val="20"/>
+              </w:rPr>
+              <w:t>) antes de confirmar el pedido.</w:t>
+            </w:r>
+          </w:p>
+        </w:tc>
+      </w:tr>
+      <w:tr>
+        <w:tc>
+          <w:tcPr>
+            <w:tcW w:w="1922" w:type="pct"/>
+            <w:vAlign w:val="center"/>
+          </w:tcPr>
+          <w:p>
+            <w:pPr>
+              <w:jc w:val="left"/>
+              <w:rPr>
+                <w:b/>
+                <w:bCs/>
+                <w:color w:val="000000"/>
+                <w:sz w:val="20"/>
+                <w:szCs w:val="20"/>
+              </w:rPr>
+            </w:pPr>
+            <w:r>
+              <w:rPr>
+                <w:b/>
+                <w:bCs/>
+                <w:color w:val="000000"/>
+                <w:sz w:val="20"/>
+                <w:szCs w:val="20"/>
+              </w:rPr>
+              <w:t>Validadores</w:t>
+            </w:r>
+          </w:p>
+        </w:tc>
+        <w:tc>
+          <w:tcPr>
+            <w:tcW w:w="3078" w:type="pct"/>
+            <w:vAlign w:val="center"/>
+          </w:tcPr>
+          <w:p>
+            <w:pPr>
+              <w:jc w:val="left"/>
+              <w:rPr>
+                <w:color w:val="000000"/>
+                <w:sz w:val="20"/>
+                <w:szCs w:val="20"/>
+              </w:rPr>
+            </w:pPr>
+            <w:r>
+              <w:rPr>
+                <w:color w:val="000000"/>
+                <w:sz w:val="20"/>
+                <w:szCs w:val="20"/>
+              </w:rPr>
+              <w:t>Componentes dedicados a chequeos específicos (</w:t>
+            </w:r>
+            <w:r>
+              <w:rPr>
+                <w:color w:val="000000"/>
+                <w:sz w:val="20"/>
+                <w:szCs w:val="20"/>
+              </w:rPr>
+              <w:t xml:space="preserve">como control de </w:t>
+            </w:r>
+            <w:r>
+              <w:rPr>
+                <w:color w:val="000000"/>
+                <w:sz w:val="20"/>
+                <w:szCs w:val="20"/>
+              </w:rPr>
+              <w:t>stock disponible, formatos de datos</w:t>
+            </w:r>
+            <w:r>
+              <w:rPr>
+                <w:color w:val="000000"/>
+                <w:sz w:val="20"/>
+                <w:szCs w:val="20"/>
+              </w:rPr>
+              <w:t>, etc.</w:t>
+            </w:r>
+            <w:r>
+              <w:rPr>
+                <w:color w:val="000000"/>
+                <w:sz w:val="20"/>
+                <w:szCs w:val="20"/>
+              </w:rPr>
+              <w:t xml:space="preserve">), </w:t>
+            </w:r>
+            <w:r>
+              <w:rPr>
+                <w:color w:val="000000"/>
+                <w:sz w:val="20"/>
+                <w:szCs w:val="20"/>
+              </w:rPr>
+              <w:t xml:space="preserve">que se </w:t>
+            </w:r>
+            <w:r>
+              <w:rPr>
+                <w:color w:val="000000"/>
+                <w:sz w:val="20"/>
+                <w:szCs w:val="20"/>
+              </w:rPr>
+              <w:t>invoca</w:t>
+            </w:r>
+            <w:r>
+              <w:rPr>
+                <w:color w:val="000000"/>
+                <w:sz w:val="20"/>
+                <w:szCs w:val="20"/>
+              </w:rPr>
+              <w:t xml:space="preserve">n </w:t>
+            </w:r>
+            <w:r>
+              <w:rPr>
+                <w:color w:val="000000"/>
+                <w:sz w:val="20"/>
+                <w:szCs w:val="20"/>
+              </w:rPr>
+              <w:t>desde los servicios de dominio.</w:t>
+            </w:r>
+          </w:p>
+        </w:tc>
+      </w:tr>
+      <w:tr>
+        <w:tc>
+          <w:tcPr>
+            <w:tcW w:w="1922" w:type="pct"/>
+            <w:vAlign w:val="center"/>
+          </w:tcPr>
+          <w:p>
+            <w:pPr>
+              <w:jc w:val="left"/>
+              <w:rPr>
+                <w:b/>
+                <w:bCs/>
+                <w:color w:val="000000"/>
+                <w:sz w:val="20"/>
+                <w:szCs w:val="20"/>
+              </w:rPr>
+            </w:pPr>
+            <w:r>
+              <w:rPr>
+                <w:b/>
+                <w:bCs/>
+                <w:color w:val="000000"/>
+                <w:sz w:val="20"/>
+                <w:szCs w:val="20"/>
+              </w:rPr>
+              <w:t>Componentes de servicio</w:t>
+            </w:r>
+          </w:p>
+        </w:tc>
+        <w:tc>
+          <w:tcPr>
+            <w:tcW w:w="3078" w:type="pct"/>
+            <w:vAlign w:val="center"/>
+          </w:tcPr>
+          <w:p>
+            <w:pPr>
+              <w:jc w:val="left"/>
+              <w:rPr>
+                <w:color w:val="000000"/>
+                <w:sz w:val="20"/>
+                <w:szCs w:val="20"/>
+              </w:rPr>
+            </w:pPr>
+            <w:r>
+              <w:rPr>
+                <w:color w:val="000000"/>
+                <w:sz w:val="20"/>
+                <w:szCs w:val="20"/>
+              </w:rPr>
+              <w:t>Servicios de dominio (</w:t>
+            </w:r>
+            <w:proofErr w:type="spellStart"/>
+            <w:r>
+              <w:rPr>
+                <w:color w:val="000000"/>
+                <w:sz w:val="20"/>
+                <w:szCs w:val="20"/>
+              </w:rPr>
+              <w:t>e.g</w:t>
+            </w:r>
+            <w:proofErr w:type="spellEnd"/>
+            <w:r>
+              <w:rPr>
+                <w:color w:val="000000"/>
+                <w:sz w:val="20"/>
+                <w:szCs w:val="20"/>
+              </w:rPr>
+              <w:t xml:space="preserve">. </w:t>
+            </w:r>
+            <w:proofErr w:type="spellStart"/>
+            <w:r>
+              <w:rPr>
+                <w:rFonts w:ascii="Courier New" w:hAnsi="Courier New" w:cs="Courier New"/>
+                <w:color w:val="000000"/>
+                <w:sz w:val="18"/>
+                <w:szCs w:val="18"/>
+                <w:highlight w:val="lightGray"/>
+              </w:rPr>
+              <w:t>PedidoService</w:t>
+            </w:r>
+            <w:proofErr w:type="spellEnd"/>
+            <w:r>
+              <w:rPr>
+                <w:color w:val="000000"/>
+                <w:sz w:val="20"/>
+                <w:szCs w:val="20"/>
+              </w:rPr>
+              <w:t xml:space="preserve">, </w:t>
+            </w:r>
+            <w:proofErr w:type="spellStart"/>
+            <w:r>
+              <w:rPr>
+                <w:rFonts w:ascii="Courier New" w:hAnsi="Courier New" w:cs="Courier New"/>
+                <w:color w:val="000000"/>
+                <w:sz w:val="18"/>
+                <w:szCs w:val="18"/>
+                <w:highlight w:val="lightGray"/>
+              </w:rPr>
+              <w:t>ClienteService</w:t>
+            </w:r>
+            <w:proofErr w:type="spellEnd"/>
+            <w:r>
+              <w:rPr>
+                <w:color w:val="000000"/>
+                <w:sz w:val="20"/>
+                <w:szCs w:val="20"/>
+              </w:rPr>
+              <w:t>) que encapsulan casos de uso (crear pedido, anular pedido, actualizar stock, etc.).</w:t>
+            </w:r>
+          </w:p>
+        </w:tc>
+      </w:tr>
+      <w:tr>
+        <w:tc>
+          <w:tcPr>
+            <w:tcW w:w="1922" w:type="pct"/>
+            <w:vAlign w:val="center"/>
+          </w:tcPr>
+          <w:p>
+            <w:pPr>
+              <w:jc w:val="left"/>
+              <w:rPr>
+                <w:b/>
+                <w:bCs/>
+                <w:color w:val="000000"/>
+                <w:sz w:val="20"/>
+                <w:szCs w:val="20"/>
+              </w:rPr>
+            </w:pPr>
+            <w:r>
+              <w:rPr>
+                <w:b/>
+                <w:bCs/>
+                <w:color w:val="000000"/>
+                <w:sz w:val="20"/>
+                <w:szCs w:val="20"/>
+              </w:rPr>
+              <w:t>BD Server</w:t>
+            </w:r>
+          </w:p>
+          <w:p>
+            <w:pPr>
+              <w:jc w:val="left"/>
+              <w:rPr>
+                <w:color w:val="000000"/>
+                <w:sz w:val="20"/>
+                <w:szCs w:val="20"/>
+              </w:rPr>
+            </w:pPr>
+            <w:r>
+              <w:rPr>
+                <w:color w:val="000000"/>
+                <w:sz w:val="20"/>
+                <w:szCs w:val="20"/>
+              </w:rPr>
+              <w:t>Oracle (</w:t>
+            </w:r>
+            <w:proofErr w:type="spellStart"/>
+            <w:r>
+              <w:rPr>
+                <w:color w:val="000000"/>
+                <w:sz w:val="20"/>
+                <w:szCs w:val="20"/>
+              </w:rPr>
+              <w:t>Primary</w:t>
+            </w:r>
+            <w:proofErr w:type="spellEnd"/>
+            <w:r>
+              <w:rPr>
+                <w:color w:val="000000"/>
+                <w:sz w:val="20"/>
+                <w:szCs w:val="20"/>
+              </w:rPr>
+              <w:t>)</w:t>
+            </w:r>
+          </w:p>
+        </w:tc>
+        <w:tc>
+          <w:tcPr>
+            <w:tcW w:w="3078" w:type="pct"/>
+            <w:vAlign w:val="center"/>
+          </w:tcPr>
+          <w:p>
+            <w:pPr>
+              <w:jc w:val="left"/>
+              <w:rPr>
+                <w:color w:val="000000"/>
+                <w:sz w:val="20"/>
+                <w:szCs w:val="20"/>
+              </w:rPr>
+            </w:pPr>
+            <w:r>
+              <w:rPr>
+                <w:color w:val="000000"/>
+                <w:sz w:val="20"/>
+                <w:szCs w:val="20"/>
+              </w:rPr>
+              <w:t>Base de datos principal (Oracle XE 21c sobre Oracle Linux), almacena tablas de pedidos, productos, logs y soporta todas las operaciones de escritura.</w:t>
+            </w:r>
+          </w:p>
+        </w:tc>
+      </w:tr>
+      <w:tr>
+        <w:tc>
+          <w:tcPr>
+            <w:tcW w:w="1922" w:type="pct"/>
+            <w:vAlign w:val="center"/>
+          </w:tcPr>
+          <w:p>
+            <w:pPr>
+              <w:jc w:val="left"/>
+              <w:rPr>
+                <w:b/>
+                <w:bCs/>
+                <w:color w:val="000000"/>
+                <w:sz w:val="20"/>
+                <w:szCs w:val="20"/>
+                <w:lang w:val="en-US"/>
+              </w:rPr>
+            </w:pPr>
+            <w:r>
+              <w:rPr>
+                <w:b/>
+                <w:bCs/>
+                <w:color w:val="000000"/>
+                <w:sz w:val="20"/>
+                <w:szCs w:val="20"/>
+                <w:lang w:val="en-US"/>
+              </w:rPr>
+              <w:t xml:space="preserve">BD </w:t>
+            </w:r>
+            <w:proofErr w:type="spellStart"/>
+            <w:r>
+              <w:rPr>
+                <w:b/>
+                <w:bCs/>
+                <w:color w:val="000000"/>
+                <w:sz w:val="20"/>
+                <w:szCs w:val="20"/>
+                <w:lang w:val="en-US"/>
+              </w:rPr>
+              <w:t>Réplica</w:t>
+            </w:r>
+            <w:proofErr w:type="spellEnd"/>
+          </w:p>
+          <w:p>
+            <w:pPr>
+              <w:jc w:val="left"/>
+              <w:rPr>
+                <w:color w:val="000000"/>
+                <w:sz w:val="20"/>
+                <w:szCs w:val="20"/>
+                <w:lang w:val="en-US"/>
+              </w:rPr>
+            </w:pPr>
+            <w:r>
+              <w:rPr>
+                <w:color w:val="000000"/>
+                <w:sz w:val="20"/>
+                <w:szCs w:val="20"/>
+                <w:lang w:val="en-US"/>
+              </w:rPr>
+              <w:t>Oracle Data Guard (Standby)</w:t>
+            </w:r>
+          </w:p>
+        </w:tc>
+        <w:tc>
+          <w:tcPr>
+            <w:tcW w:w="3078" w:type="pct"/>
+            <w:vAlign w:val="center"/>
+          </w:tcPr>
+          <w:p>
+            <w:pPr>
+              <w:jc w:val="left"/>
+              <w:rPr>
+                <w:color w:val="000000"/>
+                <w:sz w:val="20"/>
+                <w:szCs w:val="20"/>
+              </w:rPr>
+            </w:pPr>
+            <w:r>
+              <w:rPr>
+                <w:color w:val="000000"/>
+                <w:sz w:val="20"/>
+                <w:szCs w:val="20"/>
+              </w:rPr>
+              <w:t xml:space="preserve">Instancia en modo </w:t>
+            </w:r>
+            <w:proofErr w:type="spellStart"/>
+            <w:r>
+              <w:rPr>
+                <w:i/>
+                <w:iCs/>
+                <w:color w:val="000000"/>
+                <w:sz w:val="20"/>
+                <w:szCs w:val="20"/>
+              </w:rPr>
+              <w:t>read-only</w:t>
+            </w:r>
+            <w:proofErr w:type="spellEnd"/>
+            <w:r>
+              <w:rPr>
+                <w:color w:val="000000"/>
+                <w:sz w:val="20"/>
+                <w:szCs w:val="20"/>
+              </w:rPr>
+              <w:t xml:space="preserve"> que replica de forma síncrona la </w:t>
+            </w:r>
+            <w:r>
+              <w:rPr>
+                <w:color w:val="000000"/>
+                <w:sz w:val="20"/>
+                <w:szCs w:val="20"/>
+              </w:rPr>
+              <w:t xml:space="preserve">BD </w:t>
+            </w:r>
+            <w:r>
+              <w:rPr>
+                <w:color w:val="000000"/>
+                <w:sz w:val="20"/>
+                <w:szCs w:val="20"/>
+              </w:rPr>
+              <w:t>primaria</w:t>
+            </w:r>
+            <w:r>
+              <w:rPr>
+                <w:color w:val="000000"/>
+                <w:sz w:val="20"/>
+                <w:szCs w:val="20"/>
+              </w:rPr>
+              <w:t xml:space="preserve">. Principalmente se usará como </w:t>
+            </w:r>
+            <w:proofErr w:type="spellStart"/>
+            <w:r>
+              <w:rPr>
+                <w:i/>
+                <w:iCs/>
+                <w:color w:val="000000"/>
+                <w:sz w:val="20"/>
+                <w:szCs w:val="20"/>
+              </w:rPr>
+              <w:t>fail-over</w:t>
+            </w:r>
+            <w:proofErr w:type="spellEnd"/>
+            <w:r>
+              <w:rPr>
+                <w:color w:val="000000"/>
+                <w:sz w:val="20"/>
+                <w:szCs w:val="20"/>
+              </w:rPr>
+              <w:t xml:space="preserve"> ante caída </w:t>
+            </w:r>
+            <w:r>
+              <w:rPr>
+                <w:color w:val="000000"/>
+                <w:sz w:val="20"/>
+                <w:szCs w:val="20"/>
+              </w:rPr>
+              <w:t xml:space="preserve">o baja </w:t>
+            </w:r>
+            <w:r>
+              <w:rPr>
+                <w:color w:val="000000"/>
+                <w:sz w:val="20"/>
+                <w:szCs w:val="20"/>
+              </w:rPr>
+              <w:t xml:space="preserve">de la </w:t>
+            </w:r>
+            <w:r>
+              <w:rPr>
+                <w:color w:val="000000"/>
+                <w:sz w:val="20"/>
+                <w:szCs w:val="20"/>
+              </w:rPr>
+              <w:t xml:space="preserve">BD </w:t>
+            </w:r>
+            <w:r>
+              <w:rPr>
+                <w:color w:val="000000"/>
+                <w:sz w:val="20"/>
+                <w:szCs w:val="20"/>
+              </w:rPr>
+              <w:t>principal</w:t>
+            </w:r>
+            <w:r>
+              <w:rPr>
+                <w:color w:val="000000"/>
+                <w:sz w:val="20"/>
+                <w:szCs w:val="20"/>
+              </w:rPr>
+              <w:t xml:space="preserve">; aunque también se puede aprovechar para realizar tareas de </w:t>
+            </w:r>
+            <w:r>
+              <w:rPr>
+                <w:color w:val="000000"/>
+                <w:sz w:val="20"/>
+                <w:szCs w:val="20"/>
+              </w:rPr>
+              <w:t>análisis</w:t>
+            </w:r>
+            <w:r>
+              <w:rPr>
+                <w:color w:val="000000"/>
+                <w:sz w:val="20"/>
+                <w:szCs w:val="20"/>
+              </w:rPr>
+              <w:t xml:space="preserve"> y</w:t>
+            </w:r>
+            <w:r>
+              <w:rPr>
+                <w:color w:val="000000"/>
+                <w:sz w:val="20"/>
+                <w:szCs w:val="20"/>
+              </w:rPr>
+              <w:t xml:space="preserve"> reportes</w:t>
+            </w:r>
+            <w:r>
+              <w:rPr>
+                <w:color w:val="000000"/>
+                <w:sz w:val="20"/>
+                <w:szCs w:val="20"/>
+              </w:rPr>
+              <w:t>, sin sobrecargar la BD principal.</w:t>
+            </w:r>
+          </w:p>
+        </w:tc>
+      </w:tr>
+    </w:tbl>
+    <w:p>
+      <w:pPr>
+        <w:spacing w:after="200" w:line="360" w:lineRule="auto"/>
+        <w:rPr>
+          <w:rFonts w:eastAsiaTheme="majorEastAsia" w:cstheme="majorBidi"/>
+          <w:b/>
+          <w:bCs/>
+          <w:sz w:val="28"/>
+          <w:szCs w:val="28"/>
+        </w:rPr>
+      </w:pPr>
+      <w:bookmarkStart w:id="4" w:name="_Toc199145175"/>
+      <w:r>
+        <w:br w:type="page"/>
+      </w:r>
+    </w:p>
     <w:p>
       <w:pPr>
         <w:pStyle w:val="Ttulo1"/>
       </w:pPr>
-      <w:bookmarkStart w:id="4" w:name="_Toc199145175"/>
       <w:r>
+        <w:lastRenderedPageBreak/>
         <w:t>Sección 3</w:t>
       </w:r>
       <w:r>
@@ -1500,13 +3280,13 @@
     </w:p>
     <w:p>
       <w:r>
-        <w:t>Tabla</w:t>
+        <w:t>Como ya venía anticipando al identificar los componentes en el diagrama de la sección 1 (y posteriormente en la tabla de descripción), sugiero los siguientes productos de software para todos los componentes antes mencionados:</w:t>
       </w:r>
     </w:p>
     <w:p/>
     <w:p/>
     <w:sectPr>
-      <w:footerReference w:type="default" r:id="rId20"/>
+      <w:footerReference w:type="default" r:id="rId21"/>
       <w:pgSz w:w="11906" w:h="16838"/>
       <w:pgMar w:top="2127" w:right="1247" w:bottom="1701" w:left="1814" w:header="709" w:footer="709" w:gutter="0"/>
       <w:pgNumType w:start="1"/>
@@ -3569,13 +5349,12 @@
   <w:style w:type="paragraph" w:default="1" w:styleId="Normal">
     <w:name w:val="Normal"/>
     <w:qFormat/>
-    <w:rsid w:val="00E414C4"/>
+    <w:rsid w:val="00EC087E"/>
     <w:pPr>
       <w:spacing w:after="0" w:line="240" w:lineRule="auto"/>
     </w:pPr>
     <w:rPr>
       <w:rFonts w:eastAsiaTheme="minorEastAsia"/>
-      <w:sz w:val="22"/>
     </w:rPr>
   </w:style>
   <w:style w:type="paragraph" w:styleId="Ttulo1">
@@ -3617,7 +5396,6 @@
       <w:rFonts w:eastAsiaTheme="majorEastAsia" w:cstheme="majorBidi"/>
       <w:b/>
       <w:bCs/>
-      <w:sz w:val="24"/>
       <w:szCs w:val="26"/>
     </w:rPr>
   </w:style>
@@ -15786,28 +17564,28 @@
 </file>
 
 <file path=customXml/item1.xml><?xml version="1.0" encoding="utf-8"?>
-<b:Sources xmlns:b="http://schemas.openxmlformats.org/officeDocument/2006/bibliography" xmlns="http://schemas.openxmlformats.org/officeDocument/2006/bibliography" SelectedStyle="\APASixthEditionOfficeOnline.xsl" StyleName="APA" Version="6"/>
-</file>
-
-<file path=customXml/item2.xml><?xml version="1.0" encoding="utf-8"?>
 <go:gDocsCustomXmlDataStorage xmlns:go="http://customooxmlschemas.google.com/" xmlns:r="http://schemas.openxmlformats.org/officeDocument/2006/relationships">
   <go:docsCustomData xmlns:go="http://customooxmlschemas.google.com/" roundtripDataSignature="AMtx7mguBxdkhaGz01udNDo5UlRuH4Qt/A==">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</go:docsCustomData>
 </go:gDocsCustomXmlDataStorage>
 </file>
 
-<file path=customXml/itemProps1.xml><?xml version="1.0" encoding="utf-8"?>
-<ds:datastoreItem xmlns:ds="http://schemas.openxmlformats.org/officeDocument/2006/customXml" ds:itemID="{AE030073-6319-4592-A707-9629370D22F9}">
-  <ds:schemaRefs>
-    <ds:schemaRef ds:uri="http://schemas.openxmlformats.org/officeDocument/2006/bibliography"/>
-  </ds:schemaRefs>
-</ds:datastoreItem>
+<file path=customXml/item2.xml><?xml version="1.0" encoding="utf-8"?>
+<b:Sources xmlns:b="http://schemas.openxmlformats.org/officeDocument/2006/bibliography" xmlns="http://schemas.openxmlformats.org/officeDocument/2006/bibliography" SelectedStyle="\APASixthEditionOfficeOnline.xsl" StyleName="APA" Version="6"/>
 </file>
 
-<file path=customXml/itemProps2.xml><?xml version="1.0" encoding="utf-8"?>
+<file path=customXml/itemProps1.xml><?xml version="1.0" encoding="utf-8"?>
 <ds:datastoreItem xmlns:ds="http://schemas.openxmlformats.org/officeDocument/2006/customXml" ds:itemID="{11111111-1234-1234-1234-123412341234}">
   <ds:schemaRefs>
     <ds:schemaRef ds:uri="http://customooxmlschemas.google.com/"/>
     <ds:schemaRef ds:uri="http://schemas.openxmlformats.org/officeDocument/2006/relationships"/>
   </ds:schemaRefs>
 </ds:datastoreItem>
+</file>
+
+<file path=customXml/itemProps2.xml><?xml version="1.0" encoding="utf-8"?>
+<ds:datastoreItem xmlns:ds="http://schemas.openxmlformats.org/officeDocument/2006/customXml" ds:itemID="{AE030073-6319-4592-A707-9629370D22F9}">
+  <ds:schemaRefs>
+    <ds:schemaRef ds:uri="http://schemas.openxmlformats.org/officeDocument/2006/bibliography"/>
+  </ds:schemaRefs>
+</ds:datastoreItem>
 </file>
--- a/docs/HAMANN-PABLO-ALEJANDRO-TP3.docx
+++ b/docs/HAMANN-PABLO-ALEJANDRO-TP3.docx
@@ -730,7 +730,7 @@
             </w:rPr>
             <w:fldChar w:fldCharType="separate"/>
           </w:r>
-          <w:hyperlink w:anchor="_Toc199145171" w:history="1">
+          <w:hyperlink w:anchor="_Toc199355618" w:history="1">
             <w:r>
               <w:rPr>
                 <w:rStyle w:val="Hipervnculo"/>
@@ -757,7 +757,7 @@
                 <w:noProof/>
                 <w:webHidden/>
               </w:rPr>
-              <w:instrText xml:space="preserve"> PAGEREF _Toc199145171 \h </w:instrText>
+              <w:instrText xml:space="preserve"> PAGEREF _Toc199355618 \h </w:instrText>
             </w:r>
             <w:r>
               <w:rPr>
@@ -801,7 +801,7 @@
               <w14:ligatures w14:val="standardContextual"/>
             </w:rPr>
           </w:pPr>
-          <w:hyperlink w:anchor="_Toc199145172" w:history="1">
+          <w:hyperlink w:anchor="_Toc199355619" w:history="1">
             <w:r>
               <w:rPr>
                 <w:rStyle w:val="Hipervnculo"/>
@@ -830,7 +830,7 @@
                 <w:noProof/>
                 <w:webHidden/>
               </w:rPr>
-              <w:instrText xml:space="preserve"> PAGEREF _Toc199145172 \h </w:instrText>
+              <w:instrText xml:space="preserve"> PAGEREF _Toc199355619 \h </w:instrText>
             </w:r>
             <w:r>
               <w:rPr>
@@ -874,7 +874,7 @@
               <w14:ligatures w14:val="standardContextual"/>
             </w:rPr>
           </w:pPr>
-          <w:hyperlink w:anchor="_Toc199145173" w:history="1">
+          <w:hyperlink w:anchor="_Toc199355620" w:history="1">
             <w:r>
               <w:rPr>
                 <w:rStyle w:val="Hipervnculo"/>
@@ -901,7 +901,7 @@
                 <w:noProof/>
                 <w:webHidden/>
               </w:rPr>
-              <w:instrText xml:space="preserve"> PAGEREF _Toc199145173 \h </w:instrText>
+              <w:instrText xml:space="preserve"> PAGEREF _Toc199355620 \h </w:instrText>
             </w:r>
             <w:r>
               <w:rPr>
@@ -921,7 +921,7 @@
                 <w:noProof/>
                 <w:webHidden/>
               </w:rPr>
-              <w:t>1</w:t>
+              <w:t>2</w:t>
             </w:r>
             <w:r>
               <w:rPr>
@@ -945,7 +945,7 @@
               <w14:ligatures w14:val="standardContextual"/>
             </w:rPr>
           </w:pPr>
-          <w:hyperlink w:anchor="_Toc199145174" w:history="1">
+          <w:hyperlink w:anchor="_Toc199355621" w:history="1">
             <w:r>
               <w:rPr>
                 <w:rStyle w:val="Hipervnculo"/>
@@ -972,7 +972,7 @@
                 <w:noProof/>
                 <w:webHidden/>
               </w:rPr>
-              <w:instrText xml:space="preserve"> PAGEREF _Toc199145174 \h </w:instrText>
+              <w:instrText xml:space="preserve"> PAGEREF _Toc199355621 \h </w:instrText>
             </w:r>
             <w:r>
               <w:rPr>
@@ -992,7 +992,7 @@
                 <w:noProof/>
                 <w:webHidden/>
               </w:rPr>
-              <w:t>1</w:t>
+              <w:t>3</w:t>
             </w:r>
             <w:r>
               <w:rPr>
@@ -1016,7 +1016,7 @@
               <w14:ligatures w14:val="standardContextual"/>
             </w:rPr>
           </w:pPr>
-          <w:hyperlink w:anchor="_Toc199145175" w:history="1">
+          <w:hyperlink w:anchor="_Toc199355622" w:history="1">
             <w:r>
               <w:rPr>
                 <w:rStyle w:val="Hipervnculo"/>
@@ -1043,7 +1043,7 @@
                 <w:noProof/>
                 <w:webHidden/>
               </w:rPr>
-              <w:instrText xml:space="preserve"> PAGEREF _Toc199145175 \h </w:instrText>
+              <w:instrText xml:space="preserve"> PAGEREF _Toc199355622 \h </w:instrText>
             </w:r>
             <w:r>
               <w:rPr>
@@ -1063,7 +1063,7 @@
                 <w:noProof/>
                 <w:webHidden/>
               </w:rPr>
-              <w:t>1</w:t>
+              <w:t>4</w:t>
             </w:r>
             <w:r>
               <w:rPr>
@@ -1112,7 +1112,7 @@
       <w:pPr>
         <w:pStyle w:val="Ttulo1"/>
       </w:pPr>
-      <w:bookmarkStart w:id="0" w:name="_Toc199145171"/>
+      <w:bookmarkStart w:id="0" w:name="_Toc199355618"/>
       <w:r>
         <w:lastRenderedPageBreak/>
         <w:t>Introducción</w:t>
@@ -1207,7 +1207,7 @@
           <w:lang w:eastAsia="es-ES"/>
         </w:rPr>
       </w:pPr>
-      <w:bookmarkStart w:id="1" w:name="_Toc199145172"/>
+      <w:bookmarkStart w:id="1" w:name="_Toc199355619"/>
       <w:r>
         <w:rPr>
           <w:rFonts w:eastAsia="Arial Unicode MS"/>
@@ -1452,7 +1452,7 @@
       <w:pPr>
         <w:pStyle w:val="Ttulo1"/>
       </w:pPr>
-      <w:bookmarkStart w:id="2" w:name="_Toc199145173"/>
+      <w:bookmarkStart w:id="2" w:name="_Toc199355620"/>
       <w:r>
         <w:lastRenderedPageBreak/>
         <w:t>Sección 1: Diagrama de arquitectura de implementación</w:t>
@@ -1465,10 +1465,10 @@
           <w:noProof/>
         </w:rPr>
         <w:drawing>
-          <wp:inline distT="0" distB="0" distL="0" distR="0" wp14:anchorId="336D379C" wp14:editId="7EA152F7">
-            <wp:extent cx="5617210" cy="6760210"/>
-            <wp:effectExtent l="0" t="0" r="2540" b="2540"/>
-            <wp:docPr id="1450170815" name="Imagen 14"/>
+          <wp:inline distT="0" distB="0" distL="0" distR="0" wp14:anchorId="09A0EA93" wp14:editId="39E900C3">
+            <wp:extent cx="5610860" cy="6760845"/>
+            <wp:effectExtent l="0" t="0" r="8890" b="1905"/>
+            <wp:docPr id="1491464207" name="Imagen 12"/>
             <wp:cNvGraphicFramePr>
               <a:graphicFrameLocks xmlns:a="http://schemas.openxmlformats.org/drawingml/2006/main" noChangeAspect="1"/>
             </wp:cNvGraphicFramePr>
@@ -1476,7 +1476,7 @@
               <a:graphicData uri="http://schemas.openxmlformats.org/drawingml/2006/picture">
                 <pic:pic xmlns:pic="http://schemas.openxmlformats.org/drawingml/2006/picture">
                   <pic:nvPicPr>
-                    <pic:cNvPr id="0" name="Picture 3"/>
+                    <pic:cNvPr id="0" name="Picture 1"/>
                     <pic:cNvPicPr>
                       <a:picLocks noChangeAspect="1" noChangeArrowheads="1"/>
                     </pic:cNvPicPr>
@@ -1497,7 +1497,7 @@
                   <pic:spPr bwMode="auto">
                     <a:xfrm>
                       <a:off x="0" y="0"/>
-                      <a:ext cx="5617210" cy="6760210"/>
+                      <a:ext cx="5610860" cy="6760845"/>
                     </a:xfrm>
                     <a:prstGeom prst="rect">
                       <a:avLst/>
@@ -1525,7 +1525,6 @@
           <w:szCs w:val="28"/>
         </w:rPr>
       </w:pPr>
-      <w:bookmarkStart w:id="3" w:name="_Toc199145174"/>
       <w:r>
         <w:br w:type="page"/>
       </w:r>
@@ -1534,16 +1533,12 @@
       <w:pPr>
         <w:pStyle w:val="Ttulo1"/>
       </w:pPr>
+      <w:bookmarkStart w:id="3" w:name="_Toc199355621"/>
       <w:r>
         <w:lastRenderedPageBreak/>
         <w:t>Sección 2: Tabla con detalle de función de cada componente</w:t>
       </w:r>
       <w:bookmarkEnd w:id="3"/>
-    </w:p>
-    <w:p>
-      <w:r>
-        <w:t>Tabla</w:t>
-      </w:r>
     </w:p>
     <w:tbl>
       <w:tblPr>
@@ -2894,7 +2889,6 @@
                 <w:color w:val="000000"/>
                 <w:sz w:val="18"/>
                 <w:szCs w:val="18"/>
-                <w:highlight w:val="lightGray"/>
               </w:rPr>
               <w:t>PedidoService</w:t>
             </w:r>
@@ -2914,7 +2908,6 @@
                 <w:color w:val="000000"/>
                 <w:sz w:val="18"/>
                 <w:szCs w:val="18"/>
-                <w:highlight w:val="lightGray"/>
               </w:rPr>
               <w:t>ClienteService</w:t>
             </w:r>
@@ -3257,7 +3250,6 @@
           <w:szCs w:val="28"/>
         </w:rPr>
       </w:pPr>
-      <w:bookmarkStart w:id="4" w:name="_Toc199145175"/>
       <w:r>
         <w:br w:type="page"/>
       </w:r>
@@ -3266,6 +3258,7 @@
       <w:pPr>
         <w:pStyle w:val="Ttulo1"/>
       </w:pPr>
+      <w:bookmarkStart w:id="4" w:name="_Toc199355622"/>
       <w:r>
         <w:lastRenderedPageBreak/>
         <w:t>Sección 3</w:t>
@@ -3283,6 +3276,2228 @@
         <w:t>Como ya venía anticipando al identificar los componentes en el diagrama de la sección 1 (y posteriormente en la tabla de descripción), sugiero los siguientes productos de software para todos los componentes antes mencionados:</w:t>
       </w:r>
     </w:p>
+    <w:tbl>
+      <w:tblPr>
+        <w:tblStyle w:val="Tablaconcuadrcula"/>
+        <w:tblW w:w="5000" w:type="pct"/>
+        <w:tblBorders>
+          <w:top w:val="single" w:sz="4" w:space="0" w:color="B8CCE4" w:themeColor="accent1" w:themeTint="66"/>
+          <w:left w:val="single" w:sz="4" w:space="0" w:color="B8CCE4" w:themeColor="accent1" w:themeTint="66"/>
+          <w:bottom w:val="single" w:sz="4" w:space="0" w:color="B8CCE4" w:themeColor="accent1" w:themeTint="66"/>
+          <w:right w:val="single" w:sz="4" w:space="0" w:color="B8CCE4" w:themeColor="accent1" w:themeTint="66"/>
+          <w:insideH w:val="single" w:sz="4" w:space="0" w:color="B8CCE4" w:themeColor="accent1" w:themeTint="66"/>
+          <w:insideV w:val="single" w:sz="4" w:space="0" w:color="B8CCE4" w:themeColor="accent1" w:themeTint="66"/>
+        </w:tblBorders>
+        <w:tblLook w:val="04A0" w:firstRow="1" w:lastRow="0" w:firstColumn="1" w:lastColumn="0" w:noHBand="0" w:noVBand="1"/>
+      </w:tblPr>
+      <w:tblGrid>
+        <w:gridCol w:w="1838"/>
+        <w:gridCol w:w="3631"/>
+        <w:gridCol w:w="3366"/>
+      </w:tblGrid>
+      <w:tr>
+        <w:tc>
+          <w:tcPr>
+            <w:tcW w:w="1040" w:type="pct"/>
+            <w:shd w:val="clear" w:color="auto" w:fill="4F81BD" w:themeFill="accent1"/>
+          </w:tcPr>
+          <w:p>
+            <w:pPr>
+              <w:rPr>
+                <w:b/>
+                <w:bCs/>
+                <w:color w:val="F2F2F2" w:themeColor="background1" w:themeShade="F2"/>
+              </w:rPr>
+            </w:pPr>
+            <w:r>
+              <w:rPr>
+                <w:b/>
+                <w:bCs/>
+                <w:color w:val="F2F2F2" w:themeColor="background1" w:themeShade="F2"/>
+              </w:rPr>
+              <w:t>Componente</w:t>
+            </w:r>
+          </w:p>
+        </w:tc>
+        <w:tc>
+          <w:tcPr>
+            <w:tcW w:w="2055" w:type="pct"/>
+            <w:shd w:val="clear" w:color="auto" w:fill="4F81BD" w:themeFill="accent1"/>
+          </w:tcPr>
+          <w:p>
+            <w:pPr>
+              <w:rPr>
+                <w:b/>
+                <w:bCs/>
+                <w:color w:val="F2F2F2" w:themeColor="background1" w:themeShade="F2"/>
+              </w:rPr>
+            </w:pPr>
+            <w:r>
+              <w:rPr>
+                <w:b/>
+                <w:bCs/>
+                <w:color w:val="F2F2F2" w:themeColor="background1" w:themeShade="F2"/>
+              </w:rPr>
+              <w:t>Producto / Tecnología</w:t>
+            </w:r>
+          </w:p>
+        </w:tc>
+        <w:tc>
+          <w:tcPr>
+            <w:tcW w:w="1905" w:type="pct"/>
+            <w:shd w:val="clear" w:color="auto" w:fill="4F81BD" w:themeFill="accent1"/>
+          </w:tcPr>
+          <w:p>
+            <w:pPr>
+              <w:rPr>
+                <w:b/>
+                <w:bCs/>
+                <w:color w:val="F2F2F2" w:themeColor="background1" w:themeShade="F2"/>
+              </w:rPr>
+            </w:pPr>
+            <w:r>
+              <w:rPr>
+                <w:b/>
+                <w:bCs/>
+                <w:color w:val="F2F2F2" w:themeColor="background1" w:themeShade="F2"/>
+              </w:rPr>
+              <w:t>Justificación</w:t>
+            </w:r>
+          </w:p>
+        </w:tc>
+      </w:tr>
+      <w:tr>
+        <w:tc>
+          <w:tcPr>
+            <w:tcW w:w="1040" w:type="pct"/>
+            <w:vAlign w:val="center"/>
+          </w:tcPr>
+          <w:p>
+            <w:pPr>
+              <w:jc w:val="left"/>
+              <w:rPr>
+                <w:rFonts w:eastAsia="Times New Roman"/>
+                <w:b/>
+                <w:bCs/>
+                <w:color w:val="000000"/>
+                <w:sz w:val="20"/>
+                <w:szCs w:val="20"/>
+              </w:rPr>
+            </w:pPr>
+            <w:r>
+              <w:rPr>
+                <w:rFonts w:eastAsia="Times New Roman"/>
+                <w:b/>
+                <w:bCs/>
+                <w:color w:val="000000"/>
+                <w:sz w:val="20"/>
+                <w:szCs w:val="20"/>
+              </w:rPr>
+              <w:t>Base de datos primaria</w:t>
+            </w:r>
+          </w:p>
+        </w:tc>
+        <w:tc>
+          <w:tcPr>
+            <w:tcW w:w="2055" w:type="pct"/>
+            <w:vAlign w:val="center"/>
+          </w:tcPr>
+          <w:p>
+            <w:pPr>
+              <w:jc w:val="left"/>
+              <w:rPr>
+                <w:rFonts w:eastAsia="Times New Roman"/>
+                <w:color w:val="000000"/>
+                <w:sz w:val="20"/>
+                <w:szCs w:val="20"/>
+              </w:rPr>
+            </w:pPr>
+            <w:r>
+              <w:rPr>
+                <w:rFonts w:eastAsia="Times New Roman"/>
+                <w:b/>
+                <w:bCs/>
+                <w:color w:val="000000"/>
+                <w:sz w:val="20"/>
+                <w:szCs w:val="20"/>
+              </w:rPr>
+              <w:t xml:space="preserve">Oracle </w:t>
+            </w:r>
+            <w:proofErr w:type="spellStart"/>
+            <w:r>
+              <w:rPr>
+                <w:rFonts w:eastAsia="Times New Roman"/>
+                <w:b/>
+                <w:bCs/>
+                <w:color w:val="000000"/>
+                <w:sz w:val="20"/>
+                <w:szCs w:val="20"/>
+              </w:rPr>
+              <w:t>Database</w:t>
+            </w:r>
+            <w:proofErr w:type="spellEnd"/>
+            <w:r>
+              <w:rPr>
+                <w:rFonts w:eastAsia="Times New Roman"/>
+                <w:b/>
+                <w:bCs/>
+                <w:color w:val="000000"/>
+                <w:sz w:val="20"/>
+                <w:szCs w:val="20"/>
+              </w:rPr>
+              <w:t xml:space="preserve"> 21c Express </w:t>
+            </w:r>
+            <w:proofErr w:type="spellStart"/>
+            <w:r>
+              <w:rPr>
+                <w:rFonts w:eastAsia="Times New Roman"/>
+                <w:b/>
+                <w:bCs/>
+                <w:color w:val="000000"/>
+                <w:sz w:val="20"/>
+                <w:szCs w:val="20"/>
+              </w:rPr>
+              <w:t>Edition</w:t>
+            </w:r>
+            <w:proofErr w:type="spellEnd"/>
+            <w:r>
+              <w:rPr>
+                <w:rFonts w:eastAsia="Times New Roman"/>
+                <w:b/>
+                <w:bCs/>
+                <w:color w:val="000000"/>
+                <w:sz w:val="20"/>
+                <w:szCs w:val="20"/>
+              </w:rPr>
+              <w:t xml:space="preserve"> v.21.3.0</w:t>
+            </w:r>
+            <w:r>
+              <w:rPr>
+                <w:rFonts w:eastAsia="Times New Roman"/>
+                <w:color w:val="000000"/>
+                <w:sz w:val="20"/>
+                <w:szCs w:val="20"/>
+              </w:rPr>
+              <w:t xml:space="preserve"> sobre OS: </w:t>
+            </w:r>
+            <w:r>
+              <w:rPr>
+                <w:rFonts w:eastAsia="Times New Roman"/>
+                <w:color w:val="000000"/>
+                <w:sz w:val="20"/>
+                <w:szCs w:val="20"/>
+              </w:rPr>
+              <w:t>Oracle Linux 8.6</w:t>
+            </w:r>
+          </w:p>
+        </w:tc>
+        <w:tc>
+          <w:tcPr>
+            <w:tcW w:w="1905" w:type="pct"/>
+          </w:tcPr>
+          <w:p>
+            <w:pPr>
+              <w:jc w:val="left"/>
+              <w:rPr>
+                <w:rFonts w:eastAsia="Times New Roman"/>
+                <w:color w:val="000000"/>
+                <w:sz w:val="20"/>
+                <w:szCs w:val="20"/>
+              </w:rPr>
+            </w:pPr>
+            <w:r>
+              <w:rPr>
+                <w:rFonts w:eastAsia="Times New Roman"/>
+                <w:color w:val="000000"/>
+                <w:sz w:val="20"/>
+                <w:szCs w:val="20"/>
+                <w:lang w:val="en-US"/>
+              </w:rPr>
+              <w:t xml:space="preserve">Motor OLTP, </w:t>
+            </w:r>
+            <w:proofErr w:type="spellStart"/>
+            <w:r>
+              <w:rPr>
+                <w:rFonts w:eastAsia="Times New Roman"/>
+                <w:color w:val="000000"/>
+                <w:sz w:val="20"/>
+                <w:szCs w:val="20"/>
+                <w:lang w:val="en-US"/>
+              </w:rPr>
+              <w:t>admite</w:t>
+            </w:r>
+            <w:proofErr w:type="spellEnd"/>
+            <w:r>
+              <w:rPr>
+                <w:rFonts w:eastAsia="Times New Roman"/>
+                <w:color w:val="000000"/>
+                <w:sz w:val="20"/>
+                <w:szCs w:val="20"/>
+                <w:lang w:val="en-US"/>
+              </w:rPr>
+              <w:t xml:space="preserve"> </w:t>
+            </w:r>
+            <w:proofErr w:type="spellStart"/>
+            <w:r>
+              <w:rPr>
+                <w:rFonts w:eastAsia="Times New Roman"/>
+                <w:color w:val="000000"/>
+                <w:sz w:val="20"/>
+                <w:szCs w:val="20"/>
+                <w:lang w:val="en-US"/>
+              </w:rPr>
+              <w:t>tablas</w:t>
+            </w:r>
+            <w:proofErr w:type="spellEnd"/>
+            <w:r>
+              <w:rPr>
+                <w:rFonts w:eastAsia="Times New Roman"/>
+                <w:color w:val="000000"/>
+                <w:sz w:val="20"/>
+                <w:szCs w:val="20"/>
+                <w:lang w:val="en-US"/>
+              </w:rPr>
+              <w:t xml:space="preserve">, PL/SQL, Data Guard. </w:t>
+            </w:r>
+            <w:r>
+              <w:rPr>
+                <w:rFonts w:eastAsia="Times New Roman"/>
+                <w:color w:val="000000"/>
+                <w:sz w:val="20"/>
+                <w:szCs w:val="20"/>
+              </w:rPr>
+              <w:t>Li</w:t>
+            </w:r>
+            <w:r>
+              <w:rPr>
+                <w:rFonts w:eastAsia="Times New Roman"/>
+                <w:color w:val="000000"/>
+                <w:sz w:val="20"/>
+                <w:szCs w:val="20"/>
+              </w:rPr>
+              <w:t xml:space="preserve">viano </w:t>
+            </w:r>
+            <w:r>
+              <w:rPr>
+                <w:rFonts w:eastAsia="Times New Roman"/>
+                <w:color w:val="000000"/>
+                <w:sz w:val="20"/>
+                <w:szCs w:val="20"/>
+              </w:rPr>
+              <w:t xml:space="preserve">y gratuito para entornos de desarrollo y </w:t>
+            </w:r>
+            <w:r>
+              <w:rPr>
+                <w:rFonts w:eastAsia="Times New Roman"/>
+                <w:color w:val="000000"/>
+                <w:sz w:val="20"/>
+                <w:szCs w:val="20"/>
+              </w:rPr>
+              <w:t>pruebas</w:t>
+            </w:r>
+            <w:r>
+              <w:rPr>
+                <w:rFonts w:eastAsia="Times New Roman"/>
+                <w:color w:val="000000"/>
+                <w:sz w:val="20"/>
+                <w:szCs w:val="20"/>
+              </w:rPr>
+              <w:t>.</w:t>
+            </w:r>
+          </w:p>
+        </w:tc>
+      </w:tr>
+      <w:tr>
+        <w:tc>
+          <w:tcPr>
+            <w:tcW w:w="1040" w:type="pct"/>
+            <w:vAlign w:val="center"/>
+          </w:tcPr>
+          <w:p>
+            <w:pPr>
+              <w:jc w:val="left"/>
+              <w:rPr>
+                <w:b/>
+                <w:bCs/>
+                <w:color w:val="000000"/>
+                <w:sz w:val="20"/>
+                <w:szCs w:val="20"/>
+              </w:rPr>
+            </w:pPr>
+            <w:r>
+              <w:rPr>
+                <w:b/>
+                <w:bCs/>
+                <w:color w:val="000000"/>
+                <w:sz w:val="20"/>
+                <w:szCs w:val="20"/>
+              </w:rPr>
+              <w:t>Base de datos réplica</w:t>
+            </w:r>
+          </w:p>
+        </w:tc>
+        <w:tc>
+          <w:tcPr>
+            <w:tcW w:w="2055" w:type="pct"/>
+            <w:vAlign w:val="center"/>
+          </w:tcPr>
+          <w:p>
+            <w:pPr>
+              <w:jc w:val="left"/>
+              <w:rPr>
+                <w:color w:val="000000"/>
+                <w:sz w:val="20"/>
+                <w:szCs w:val="20"/>
+              </w:rPr>
+            </w:pPr>
+            <w:r>
+              <w:rPr>
+                <w:b/>
+                <w:bCs/>
+                <w:color w:val="000000"/>
+                <w:sz w:val="20"/>
+                <w:szCs w:val="20"/>
+              </w:rPr>
+              <w:t xml:space="preserve">Oracle Data </w:t>
+            </w:r>
+            <w:proofErr w:type="spellStart"/>
+            <w:r>
+              <w:rPr>
+                <w:b/>
+                <w:bCs/>
+                <w:color w:val="000000"/>
+                <w:sz w:val="20"/>
+                <w:szCs w:val="20"/>
+              </w:rPr>
+              <w:t>Guard</w:t>
+            </w:r>
+            <w:proofErr w:type="spellEnd"/>
+            <w:r>
+              <w:rPr>
+                <w:b/>
+                <w:bCs/>
+                <w:color w:val="000000"/>
+                <w:sz w:val="20"/>
+                <w:szCs w:val="20"/>
+              </w:rPr>
+              <w:t xml:space="preserve"> (</w:t>
+            </w:r>
+            <w:proofErr w:type="spellStart"/>
+            <w:r>
+              <w:rPr>
+                <w:b/>
+                <w:bCs/>
+                <w:color w:val="000000"/>
+                <w:sz w:val="20"/>
+                <w:szCs w:val="20"/>
+              </w:rPr>
+              <w:t>Broker</w:t>
+            </w:r>
+            <w:proofErr w:type="spellEnd"/>
+            <w:r>
+              <w:rPr>
+                <w:b/>
+                <w:bCs/>
+                <w:color w:val="000000"/>
+                <w:sz w:val="20"/>
+                <w:szCs w:val="20"/>
+              </w:rPr>
+              <w:t>)</w:t>
+            </w:r>
+            <w:r>
+              <w:rPr>
+                <w:b/>
+                <w:bCs/>
+                <w:color w:val="000000"/>
+                <w:sz w:val="20"/>
+                <w:szCs w:val="20"/>
+              </w:rPr>
+              <w:t xml:space="preserve"> v.</w:t>
+            </w:r>
+            <w:r>
+              <w:rPr>
+                <w:b/>
+                <w:bCs/>
+                <w:color w:val="000000"/>
+                <w:sz w:val="20"/>
+                <w:szCs w:val="20"/>
+              </w:rPr>
+              <w:t>21.3.0</w:t>
+            </w:r>
+            <w:r>
+              <w:rPr>
+                <w:color w:val="000000"/>
+                <w:sz w:val="20"/>
+                <w:szCs w:val="20"/>
+              </w:rPr>
+              <w:t xml:space="preserve"> sobre OS: </w:t>
+            </w:r>
+            <w:r>
+              <w:rPr>
+                <w:color w:val="000000"/>
+                <w:sz w:val="20"/>
+                <w:szCs w:val="20"/>
+              </w:rPr>
+              <w:t>Oracle Linux 8.6</w:t>
+            </w:r>
+          </w:p>
+        </w:tc>
+        <w:tc>
+          <w:tcPr>
+            <w:tcW w:w="1905" w:type="pct"/>
+          </w:tcPr>
+          <w:p>
+            <w:pPr>
+              <w:jc w:val="left"/>
+              <w:rPr>
+                <w:color w:val="000000"/>
+                <w:sz w:val="20"/>
+                <w:szCs w:val="20"/>
+                <w:lang w:val="en-US"/>
+              </w:rPr>
+            </w:pPr>
+            <w:r>
+              <w:rPr>
+                <w:color w:val="000000"/>
+                <w:sz w:val="20"/>
+                <w:szCs w:val="20"/>
+              </w:rPr>
+              <w:t>Réplica síncrona o asíncrona de la primara</w:t>
+            </w:r>
+            <w:r>
+              <w:rPr>
+                <w:color w:val="000000"/>
+                <w:sz w:val="20"/>
+                <w:szCs w:val="20"/>
+              </w:rPr>
+              <w:t>, para</w:t>
+            </w:r>
+            <w:r>
+              <w:rPr>
+                <w:color w:val="000000"/>
+                <w:sz w:val="20"/>
+                <w:szCs w:val="20"/>
+              </w:rPr>
+              <w:t xml:space="preserve"> </w:t>
+            </w:r>
+            <w:proofErr w:type="spellStart"/>
+            <w:r>
+              <w:rPr>
+                <w:i/>
+                <w:iCs/>
+                <w:color w:val="000000"/>
+                <w:sz w:val="20"/>
+                <w:szCs w:val="20"/>
+              </w:rPr>
+              <w:t>f</w:t>
+            </w:r>
+            <w:r>
+              <w:rPr>
+                <w:i/>
+                <w:iCs/>
+                <w:color w:val="000000"/>
+                <w:sz w:val="20"/>
+                <w:szCs w:val="20"/>
+              </w:rPr>
+              <w:t>ail-over</w:t>
+            </w:r>
+            <w:proofErr w:type="spellEnd"/>
+            <w:r>
+              <w:rPr>
+                <w:color w:val="000000"/>
+                <w:sz w:val="20"/>
+                <w:szCs w:val="20"/>
+              </w:rPr>
+              <w:t xml:space="preserve"> automático. </w:t>
+            </w:r>
+            <w:r>
+              <w:rPr>
+                <w:color w:val="000000"/>
+                <w:sz w:val="20"/>
+                <w:szCs w:val="20"/>
+              </w:rPr>
+              <w:t>Es c</w:t>
+            </w:r>
+            <w:proofErr w:type="spellStart"/>
+            <w:r>
+              <w:rPr>
+                <w:color w:val="000000"/>
+                <w:sz w:val="20"/>
+                <w:szCs w:val="20"/>
+                <w:lang w:val="en-US"/>
+              </w:rPr>
+              <w:t>onfigurable</w:t>
+            </w:r>
+            <w:proofErr w:type="spellEnd"/>
+            <w:r>
+              <w:rPr>
+                <w:color w:val="000000"/>
+                <w:sz w:val="20"/>
+                <w:szCs w:val="20"/>
+                <w:lang w:val="en-US"/>
+              </w:rPr>
+              <w:t xml:space="preserve"> con Data Guard Broker.</w:t>
+            </w:r>
+          </w:p>
+        </w:tc>
+      </w:tr>
+      <w:tr>
+        <w:tc>
+          <w:tcPr>
+            <w:tcW w:w="1040" w:type="pct"/>
+            <w:vAlign w:val="center"/>
+          </w:tcPr>
+          <w:p>
+            <w:pPr>
+              <w:jc w:val="left"/>
+              <w:rPr>
+                <w:b/>
+                <w:bCs/>
+                <w:color w:val="000000"/>
+                <w:sz w:val="20"/>
+                <w:szCs w:val="20"/>
+              </w:rPr>
+            </w:pPr>
+            <w:r>
+              <w:rPr>
+                <w:b/>
+                <w:bCs/>
+                <w:color w:val="000000"/>
+                <w:sz w:val="20"/>
+                <w:szCs w:val="20"/>
+              </w:rPr>
+              <w:t>Servidor transaccional</w:t>
+            </w:r>
+          </w:p>
+        </w:tc>
+        <w:tc>
+          <w:tcPr>
+            <w:tcW w:w="2055" w:type="pct"/>
+            <w:vAlign w:val="center"/>
+          </w:tcPr>
+          <w:p>
+            <w:pPr>
+              <w:jc w:val="left"/>
+              <w:rPr>
+                <w:color w:val="000000"/>
+                <w:sz w:val="20"/>
+                <w:szCs w:val="20"/>
+              </w:rPr>
+            </w:pPr>
+            <w:r>
+              <w:rPr>
+                <w:b/>
+                <w:bCs/>
+                <w:color w:val="000000"/>
+                <w:sz w:val="20"/>
+                <w:szCs w:val="20"/>
+              </w:rPr>
+              <w:t xml:space="preserve">Red </w:t>
+            </w:r>
+            <w:proofErr w:type="spellStart"/>
+            <w:r>
+              <w:rPr>
+                <w:b/>
+                <w:bCs/>
+                <w:color w:val="000000"/>
+                <w:sz w:val="20"/>
+                <w:szCs w:val="20"/>
+              </w:rPr>
+              <w:t>Hat</w:t>
+            </w:r>
+            <w:proofErr w:type="spellEnd"/>
+            <w:r>
+              <w:rPr>
+                <w:b/>
+                <w:bCs/>
+                <w:color w:val="000000"/>
+                <w:sz w:val="20"/>
+                <w:szCs w:val="20"/>
+              </w:rPr>
+              <w:t xml:space="preserve"> </w:t>
+            </w:r>
+            <w:proofErr w:type="spellStart"/>
+            <w:r>
+              <w:rPr>
+                <w:b/>
+                <w:bCs/>
+                <w:color w:val="000000"/>
+                <w:sz w:val="20"/>
+                <w:szCs w:val="20"/>
+              </w:rPr>
+              <w:t>JBoss</w:t>
+            </w:r>
+            <w:proofErr w:type="spellEnd"/>
+            <w:r>
+              <w:rPr>
+                <w:b/>
+                <w:bCs/>
+                <w:color w:val="000000"/>
+                <w:sz w:val="20"/>
+                <w:szCs w:val="20"/>
+              </w:rPr>
+              <w:t xml:space="preserve"> EAP</w:t>
+            </w:r>
+            <w:r>
+              <w:rPr>
+                <w:b/>
+                <w:bCs/>
+                <w:color w:val="000000"/>
+                <w:sz w:val="20"/>
+                <w:szCs w:val="20"/>
+              </w:rPr>
+              <w:t xml:space="preserve"> v.</w:t>
+            </w:r>
+            <w:r>
+              <w:rPr>
+                <w:b/>
+                <w:bCs/>
+                <w:color w:val="000000"/>
+                <w:sz w:val="20"/>
+                <w:szCs w:val="20"/>
+              </w:rPr>
+              <w:t>7.4</w:t>
+            </w:r>
+            <w:r>
+              <w:rPr>
+                <w:color w:val="000000"/>
+                <w:sz w:val="20"/>
+                <w:szCs w:val="20"/>
+              </w:rPr>
+              <w:t xml:space="preserve"> sobre OS: </w:t>
+            </w:r>
+            <w:r>
+              <w:rPr>
+                <w:color w:val="000000"/>
+                <w:sz w:val="20"/>
+                <w:szCs w:val="20"/>
+              </w:rPr>
+              <w:t xml:space="preserve">Oracle Linux 8.6 </w:t>
+            </w:r>
+            <w:r>
+              <w:rPr>
+                <w:color w:val="000000"/>
+                <w:sz w:val="20"/>
+                <w:szCs w:val="20"/>
+              </w:rPr>
+              <w:t>(</w:t>
+            </w:r>
+            <w:r>
+              <w:rPr>
+                <w:color w:val="000000"/>
+                <w:sz w:val="20"/>
+                <w:szCs w:val="20"/>
+              </w:rPr>
+              <w:t>o</w:t>
+            </w:r>
+            <w:r>
+              <w:rPr>
+                <w:color w:val="000000"/>
+                <w:sz w:val="20"/>
+                <w:szCs w:val="20"/>
+              </w:rPr>
+              <w:t xml:space="preserve"> </w:t>
+            </w:r>
+            <w:r>
+              <w:rPr>
+                <w:color w:val="000000"/>
+                <w:sz w:val="20"/>
+                <w:szCs w:val="20"/>
+              </w:rPr>
+              <w:t xml:space="preserve">bien </w:t>
+            </w:r>
+            <w:r>
+              <w:rPr>
+                <w:color w:val="000000"/>
+                <w:sz w:val="20"/>
+                <w:szCs w:val="20"/>
+              </w:rPr>
+              <w:t>RHEL 8</w:t>
+            </w:r>
+            <w:r>
+              <w:rPr>
+                <w:color w:val="000000"/>
+                <w:sz w:val="20"/>
+                <w:szCs w:val="20"/>
+              </w:rPr>
+              <w:t>)</w:t>
+            </w:r>
+          </w:p>
+        </w:tc>
+        <w:tc>
+          <w:tcPr>
+            <w:tcW w:w="1905" w:type="pct"/>
+          </w:tcPr>
+          <w:p>
+            <w:pPr>
+              <w:jc w:val="left"/>
+              <w:rPr>
+                <w:color w:val="000000"/>
+                <w:sz w:val="20"/>
+                <w:szCs w:val="20"/>
+              </w:rPr>
+            </w:pPr>
+            <w:r>
+              <w:rPr>
+                <w:color w:val="000000"/>
+                <w:sz w:val="20"/>
+                <w:szCs w:val="20"/>
+              </w:rPr>
+              <w:t>Es el c</w:t>
+            </w:r>
+            <w:r>
+              <w:rPr>
+                <w:color w:val="000000"/>
+                <w:sz w:val="20"/>
+                <w:szCs w:val="20"/>
+              </w:rPr>
+              <w:t>ontenedor Java EE/</w:t>
+            </w:r>
+            <w:proofErr w:type="spellStart"/>
+            <w:r>
+              <w:rPr>
+                <w:color w:val="000000"/>
+                <w:sz w:val="20"/>
+                <w:szCs w:val="20"/>
+              </w:rPr>
+              <w:t>Jakarta</w:t>
+            </w:r>
+            <w:proofErr w:type="spellEnd"/>
+            <w:r>
+              <w:rPr>
+                <w:color w:val="000000"/>
+                <w:sz w:val="20"/>
+                <w:szCs w:val="20"/>
+              </w:rPr>
+              <w:t xml:space="preserve"> EE. Aloja los servicios de dominio, el gestor de transacciones y el pool JDBC/XA (</w:t>
+            </w:r>
+            <w:proofErr w:type="spellStart"/>
+            <w:r>
+              <w:rPr>
+                <w:color w:val="000000"/>
+                <w:sz w:val="20"/>
+                <w:szCs w:val="20"/>
+              </w:rPr>
+              <w:t>IronJacamar</w:t>
+            </w:r>
+            <w:proofErr w:type="spellEnd"/>
+            <w:r>
+              <w:rPr>
+                <w:color w:val="000000"/>
+                <w:sz w:val="20"/>
+                <w:szCs w:val="20"/>
+              </w:rPr>
+              <w:t>).</w:t>
+            </w:r>
+          </w:p>
+        </w:tc>
+      </w:tr>
+      <w:tr>
+        <w:tc>
+          <w:tcPr>
+            <w:tcW w:w="1040" w:type="pct"/>
+            <w:vAlign w:val="center"/>
+          </w:tcPr>
+          <w:p>
+            <w:pPr>
+              <w:jc w:val="left"/>
+              <w:rPr>
+                <w:b/>
+                <w:bCs/>
+                <w:color w:val="000000"/>
+                <w:sz w:val="20"/>
+                <w:szCs w:val="20"/>
+              </w:rPr>
+            </w:pPr>
+            <w:proofErr w:type="spellStart"/>
+            <w:r>
+              <w:rPr>
+                <w:b/>
+                <w:bCs/>
+                <w:color w:val="000000"/>
+                <w:sz w:val="20"/>
+                <w:szCs w:val="20"/>
+              </w:rPr>
+              <w:t>Transaction</w:t>
+            </w:r>
+            <w:proofErr w:type="spellEnd"/>
+            <w:r>
+              <w:rPr>
+                <w:b/>
+                <w:bCs/>
+                <w:color w:val="000000"/>
+                <w:sz w:val="20"/>
+                <w:szCs w:val="20"/>
+              </w:rPr>
+              <w:t xml:space="preserve"> Manager / XA Coordinator</w:t>
+            </w:r>
+          </w:p>
+        </w:tc>
+        <w:tc>
+          <w:tcPr>
+            <w:tcW w:w="2055" w:type="pct"/>
+            <w:vAlign w:val="center"/>
+          </w:tcPr>
+          <w:p>
+            <w:pPr>
+              <w:jc w:val="left"/>
+              <w:rPr>
+                <w:color w:val="000000"/>
+                <w:sz w:val="20"/>
+                <w:szCs w:val="20"/>
+              </w:rPr>
+            </w:pPr>
+            <w:proofErr w:type="spellStart"/>
+            <w:r>
+              <w:rPr>
+                <w:b/>
+                <w:bCs/>
+                <w:color w:val="000000"/>
+                <w:sz w:val="20"/>
+                <w:szCs w:val="20"/>
+              </w:rPr>
+              <w:t>Narayana</w:t>
+            </w:r>
+            <w:proofErr w:type="spellEnd"/>
+            <w:r>
+              <w:rPr>
+                <w:color w:val="000000"/>
+                <w:sz w:val="20"/>
+                <w:szCs w:val="20"/>
+              </w:rPr>
+              <w:t xml:space="preserve"> (incorporado en </w:t>
+            </w:r>
+            <w:proofErr w:type="spellStart"/>
+            <w:r>
+              <w:rPr>
+                <w:b/>
+                <w:bCs/>
+                <w:color w:val="000000"/>
+                <w:sz w:val="20"/>
+                <w:szCs w:val="20"/>
+              </w:rPr>
+              <w:t>JBoss</w:t>
+            </w:r>
+            <w:proofErr w:type="spellEnd"/>
+            <w:r>
+              <w:rPr>
+                <w:b/>
+                <w:bCs/>
+                <w:color w:val="000000"/>
+                <w:sz w:val="20"/>
+                <w:szCs w:val="20"/>
+              </w:rPr>
+              <w:t xml:space="preserve"> EAP</w:t>
+            </w:r>
+            <w:r>
+              <w:rPr>
+                <w:color w:val="000000"/>
+                <w:sz w:val="20"/>
+                <w:szCs w:val="20"/>
+              </w:rPr>
+              <w:t>)</w:t>
+            </w:r>
+            <w:r>
+              <w:rPr>
+                <w:color w:val="000000"/>
+                <w:sz w:val="20"/>
+                <w:szCs w:val="20"/>
+              </w:rPr>
+              <w:t xml:space="preserve"> v.</w:t>
+            </w:r>
+            <w:r>
+              <w:rPr>
+                <w:color w:val="000000"/>
+                <w:sz w:val="20"/>
+                <w:szCs w:val="20"/>
+              </w:rPr>
+              <w:t>6.10.x</w:t>
+            </w:r>
+            <w:r>
+              <w:rPr>
+                <w:color w:val="000000"/>
+                <w:sz w:val="20"/>
+                <w:szCs w:val="20"/>
+              </w:rPr>
+              <w:t>,</w:t>
+            </w:r>
+            <w:r>
+              <w:rPr>
+                <w:color w:val="000000"/>
+                <w:sz w:val="20"/>
+                <w:szCs w:val="20"/>
+              </w:rPr>
+              <w:t xml:space="preserve"> corre sobre </w:t>
+            </w:r>
+            <w:r>
+              <w:rPr>
+                <w:color w:val="000000"/>
+                <w:sz w:val="20"/>
+                <w:szCs w:val="20"/>
+              </w:rPr>
+              <w:t>JVM</w:t>
+            </w:r>
+            <w:r>
+              <w:rPr>
+                <w:color w:val="000000"/>
+                <w:sz w:val="20"/>
+                <w:szCs w:val="20"/>
+              </w:rPr>
+              <w:t>:</w:t>
+            </w:r>
+            <w:r>
+              <w:rPr>
+                <w:color w:val="000000"/>
+                <w:sz w:val="20"/>
+                <w:szCs w:val="20"/>
+              </w:rPr>
+              <w:t xml:space="preserve"> </w:t>
+            </w:r>
+            <w:proofErr w:type="spellStart"/>
+            <w:r>
+              <w:rPr>
+                <w:color w:val="000000"/>
+                <w:sz w:val="20"/>
+                <w:szCs w:val="20"/>
+              </w:rPr>
+              <w:t>OpenJDK</w:t>
+            </w:r>
+            <w:proofErr w:type="spellEnd"/>
+            <w:r>
+              <w:rPr>
+                <w:color w:val="000000"/>
+                <w:sz w:val="20"/>
+                <w:szCs w:val="20"/>
+              </w:rPr>
+              <w:t xml:space="preserve"> 11</w:t>
+            </w:r>
+            <w:r>
+              <w:rPr>
+                <w:color w:val="000000"/>
+                <w:sz w:val="20"/>
+                <w:szCs w:val="20"/>
+              </w:rPr>
+              <w:t>+</w:t>
+            </w:r>
+          </w:p>
+        </w:tc>
+        <w:tc>
+          <w:tcPr>
+            <w:tcW w:w="1905" w:type="pct"/>
+          </w:tcPr>
+          <w:p>
+            <w:pPr>
+              <w:jc w:val="left"/>
+              <w:rPr>
+                <w:color w:val="000000"/>
+                <w:sz w:val="20"/>
+                <w:szCs w:val="20"/>
+              </w:rPr>
+            </w:pPr>
+            <w:r>
+              <w:rPr>
+                <w:color w:val="000000"/>
+                <w:sz w:val="20"/>
+                <w:szCs w:val="20"/>
+              </w:rPr>
+              <w:t xml:space="preserve">Orquesta </w:t>
+            </w:r>
+            <w:proofErr w:type="spellStart"/>
+            <w:r>
+              <w:rPr>
+                <w:color w:val="000000"/>
+                <w:sz w:val="20"/>
+                <w:szCs w:val="20"/>
+              </w:rPr>
+              <w:t>Two-Phase-Commit</w:t>
+            </w:r>
+            <w:proofErr w:type="spellEnd"/>
+            <w:r>
+              <w:rPr>
+                <w:color w:val="000000"/>
+                <w:sz w:val="20"/>
+                <w:szCs w:val="20"/>
+              </w:rPr>
+              <w:t xml:space="preserve"> entre la BD y otros recursos XA.</w:t>
+            </w:r>
+          </w:p>
+        </w:tc>
+      </w:tr>
+      <w:tr>
+        <w:tc>
+          <w:tcPr>
+            <w:tcW w:w="1040" w:type="pct"/>
+            <w:vAlign w:val="center"/>
+          </w:tcPr>
+          <w:p>
+            <w:pPr>
+              <w:jc w:val="left"/>
+              <w:rPr>
+                <w:b/>
+                <w:bCs/>
+                <w:color w:val="000000"/>
+                <w:sz w:val="20"/>
+                <w:szCs w:val="20"/>
+              </w:rPr>
+            </w:pPr>
+            <w:r>
+              <w:rPr>
+                <w:b/>
+                <w:bCs/>
+                <w:color w:val="000000"/>
+                <w:sz w:val="20"/>
+                <w:szCs w:val="20"/>
+              </w:rPr>
+              <w:t>Pool de conexiones JDBC/XA</w:t>
+            </w:r>
+          </w:p>
+        </w:tc>
+        <w:tc>
+          <w:tcPr>
+            <w:tcW w:w="2055" w:type="pct"/>
+            <w:vAlign w:val="center"/>
+          </w:tcPr>
+          <w:p>
+            <w:pPr>
+              <w:jc w:val="left"/>
+              <w:rPr>
+                <w:color w:val="000000"/>
+                <w:sz w:val="20"/>
+                <w:szCs w:val="20"/>
+              </w:rPr>
+            </w:pPr>
+            <w:proofErr w:type="spellStart"/>
+            <w:r>
+              <w:rPr>
+                <w:b/>
+                <w:bCs/>
+                <w:color w:val="000000"/>
+                <w:sz w:val="20"/>
+                <w:szCs w:val="20"/>
+              </w:rPr>
+              <w:t>IronJacamar</w:t>
+            </w:r>
+            <w:proofErr w:type="spellEnd"/>
+            <w:r>
+              <w:rPr>
+                <w:color w:val="000000"/>
+                <w:sz w:val="20"/>
+                <w:szCs w:val="20"/>
+              </w:rPr>
+              <w:t xml:space="preserve"> (</w:t>
+            </w:r>
+            <w:proofErr w:type="spellStart"/>
+            <w:r>
+              <w:rPr>
+                <w:b/>
+                <w:bCs/>
+                <w:color w:val="000000"/>
+                <w:sz w:val="20"/>
+                <w:szCs w:val="20"/>
+              </w:rPr>
+              <w:t>JBoss</w:t>
+            </w:r>
+            <w:proofErr w:type="spellEnd"/>
+            <w:r>
+              <w:rPr>
+                <w:color w:val="000000"/>
+                <w:sz w:val="20"/>
+                <w:szCs w:val="20"/>
+              </w:rPr>
+              <w:t>)</w:t>
+            </w:r>
+            <w:r>
+              <w:rPr>
+                <w:color w:val="000000"/>
+                <w:sz w:val="20"/>
+                <w:szCs w:val="20"/>
+              </w:rPr>
+              <w:t xml:space="preserve">, ver. </w:t>
+            </w:r>
+            <w:proofErr w:type="spellStart"/>
+            <w:r>
+              <w:rPr>
+                <w:color w:val="000000"/>
+                <w:sz w:val="20"/>
+                <w:szCs w:val="20"/>
+              </w:rPr>
+              <w:t>IronJacamar</w:t>
+            </w:r>
+            <w:proofErr w:type="spellEnd"/>
+            <w:r>
+              <w:rPr>
+                <w:color w:val="000000"/>
+                <w:sz w:val="20"/>
+                <w:szCs w:val="20"/>
+              </w:rPr>
+              <w:t xml:space="preserve"> 1.4.x</w:t>
+            </w:r>
+            <w:r>
+              <w:rPr>
+                <w:color w:val="000000"/>
+                <w:sz w:val="20"/>
+                <w:szCs w:val="20"/>
+              </w:rPr>
+              <w:t xml:space="preserve">, corre sobre </w:t>
+            </w:r>
+            <w:r>
+              <w:rPr>
+                <w:color w:val="000000"/>
+                <w:sz w:val="20"/>
+                <w:szCs w:val="20"/>
+              </w:rPr>
+              <w:t>JVM</w:t>
+            </w:r>
+            <w:r>
+              <w:rPr>
+                <w:color w:val="000000"/>
+                <w:sz w:val="20"/>
+                <w:szCs w:val="20"/>
+              </w:rPr>
+              <w:t xml:space="preserve">: </w:t>
+            </w:r>
+            <w:proofErr w:type="spellStart"/>
+            <w:r>
+              <w:rPr>
+                <w:color w:val="000000"/>
+                <w:sz w:val="20"/>
+                <w:szCs w:val="20"/>
+              </w:rPr>
+              <w:t>OpenJDK</w:t>
+            </w:r>
+            <w:proofErr w:type="spellEnd"/>
+            <w:r>
+              <w:rPr>
+                <w:color w:val="000000"/>
+                <w:sz w:val="20"/>
+                <w:szCs w:val="20"/>
+              </w:rPr>
+              <w:t xml:space="preserve"> 11</w:t>
+            </w:r>
+            <w:r>
+              <w:rPr>
+                <w:color w:val="000000"/>
+                <w:sz w:val="20"/>
+                <w:szCs w:val="20"/>
+              </w:rPr>
+              <w:t>+</w:t>
+            </w:r>
+          </w:p>
+        </w:tc>
+        <w:tc>
+          <w:tcPr>
+            <w:tcW w:w="1905" w:type="pct"/>
+          </w:tcPr>
+          <w:p>
+            <w:pPr>
+              <w:jc w:val="left"/>
+              <w:rPr>
+                <w:color w:val="000000"/>
+                <w:sz w:val="20"/>
+                <w:szCs w:val="20"/>
+              </w:rPr>
+            </w:pPr>
+            <w:r>
+              <w:rPr>
+                <w:color w:val="000000"/>
+                <w:sz w:val="20"/>
+                <w:szCs w:val="20"/>
+              </w:rPr>
+              <w:t>Reu</w:t>
+            </w:r>
+            <w:r>
+              <w:rPr>
+                <w:color w:val="000000"/>
+                <w:sz w:val="20"/>
+                <w:szCs w:val="20"/>
+              </w:rPr>
+              <w:t>tiliza</w:t>
+            </w:r>
+            <w:r>
+              <w:rPr>
+                <w:color w:val="000000"/>
+                <w:sz w:val="20"/>
+                <w:szCs w:val="20"/>
+              </w:rPr>
+              <w:t xml:space="preserve"> conexiones, gestiona transacciones XA y optimiza el rendimiento de acceso a la BD.</w:t>
+            </w:r>
+          </w:p>
+        </w:tc>
+      </w:tr>
+      <w:tr>
+        <w:tc>
+          <w:tcPr>
+            <w:tcW w:w="1040" w:type="pct"/>
+            <w:vAlign w:val="center"/>
+          </w:tcPr>
+          <w:p>
+            <w:pPr>
+              <w:jc w:val="left"/>
+              <w:rPr>
+                <w:b/>
+                <w:bCs/>
+                <w:color w:val="000000"/>
+                <w:sz w:val="20"/>
+                <w:szCs w:val="20"/>
+              </w:rPr>
+            </w:pPr>
+            <w:r>
+              <w:rPr>
+                <w:b/>
+                <w:bCs/>
+                <w:color w:val="000000"/>
+                <w:sz w:val="20"/>
+                <w:szCs w:val="20"/>
+              </w:rPr>
+              <w:t>Motor de reglas de negocio</w:t>
+            </w:r>
+          </w:p>
+        </w:tc>
+        <w:tc>
+          <w:tcPr>
+            <w:tcW w:w="2055" w:type="pct"/>
+            <w:vAlign w:val="center"/>
+          </w:tcPr>
+          <w:p>
+            <w:pPr>
+              <w:jc w:val="left"/>
+              <w:rPr>
+                <w:color w:val="000000"/>
+                <w:sz w:val="20"/>
+                <w:szCs w:val="20"/>
+                <w:lang w:val="en-US"/>
+              </w:rPr>
+            </w:pPr>
+            <w:r>
+              <w:rPr>
+                <w:b/>
+                <w:bCs/>
+                <w:color w:val="000000"/>
+                <w:sz w:val="20"/>
+                <w:szCs w:val="20"/>
+                <w:lang w:val="en-US"/>
+              </w:rPr>
+              <w:t>Red Hat Decision Manager</w:t>
+            </w:r>
+            <w:r>
+              <w:rPr>
+                <w:color w:val="000000"/>
+                <w:sz w:val="20"/>
+                <w:szCs w:val="20"/>
+                <w:lang w:val="en-US"/>
+              </w:rPr>
+              <w:t xml:space="preserve"> v</w:t>
+            </w:r>
+            <w:r>
+              <w:rPr>
+                <w:color w:val="000000"/>
+                <w:sz w:val="20"/>
+                <w:szCs w:val="20"/>
+                <w:lang w:val="en-US"/>
+              </w:rPr>
+              <w:t>.</w:t>
+            </w:r>
+            <w:r>
+              <w:rPr>
+                <w:color w:val="000000"/>
+                <w:sz w:val="20"/>
+                <w:szCs w:val="20"/>
+                <w:lang w:val="en-US"/>
+              </w:rPr>
+              <w:t>7.72.</w:t>
+            </w:r>
+            <w:proofErr w:type="gramStart"/>
+            <w:r>
+              <w:rPr>
+                <w:color w:val="000000"/>
+                <w:sz w:val="20"/>
+                <w:szCs w:val="20"/>
+                <w:lang w:val="en-US"/>
+              </w:rPr>
+              <w:t>0.Final</w:t>
+            </w:r>
+            <w:proofErr w:type="gramEnd"/>
+            <w:r>
+              <w:rPr>
+                <w:color w:val="000000"/>
+                <w:sz w:val="20"/>
+                <w:szCs w:val="20"/>
+                <w:lang w:val="en-US"/>
+              </w:rPr>
+              <w:t xml:space="preserve">, </w:t>
+            </w:r>
+            <w:proofErr w:type="spellStart"/>
+            <w:r>
+              <w:rPr>
+                <w:color w:val="000000"/>
+                <w:sz w:val="20"/>
+                <w:szCs w:val="20"/>
+                <w:lang w:val="en-US"/>
+              </w:rPr>
+              <w:t>corre</w:t>
+            </w:r>
+            <w:proofErr w:type="spellEnd"/>
+            <w:r>
+              <w:rPr>
+                <w:color w:val="000000"/>
+                <w:sz w:val="20"/>
+                <w:szCs w:val="20"/>
+                <w:lang w:val="en-US"/>
+              </w:rPr>
+              <w:t xml:space="preserve"> </w:t>
+            </w:r>
+            <w:proofErr w:type="spellStart"/>
+            <w:r>
+              <w:rPr>
+                <w:color w:val="000000"/>
+                <w:sz w:val="20"/>
+                <w:szCs w:val="20"/>
+                <w:lang w:val="en-US"/>
+              </w:rPr>
+              <w:t>sobre</w:t>
+            </w:r>
+            <w:proofErr w:type="spellEnd"/>
+            <w:r>
+              <w:rPr>
+                <w:color w:val="000000"/>
+                <w:sz w:val="20"/>
+                <w:szCs w:val="20"/>
+                <w:lang w:val="en-US"/>
+              </w:rPr>
+              <w:t xml:space="preserve"> JVM </w:t>
+            </w:r>
+            <w:r>
+              <w:rPr>
+                <w:color w:val="000000"/>
+                <w:sz w:val="20"/>
+                <w:szCs w:val="20"/>
+                <w:lang w:val="en-US"/>
+              </w:rPr>
+              <w:t>OpenJDK 11</w:t>
+            </w:r>
+            <w:r>
+              <w:rPr>
+                <w:color w:val="000000"/>
+                <w:sz w:val="20"/>
+                <w:szCs w:val="20"/>
+                <w:lang w:val="en-US"/>
+              </w:rPr>
+              <w:t>+</w:t>
+            </w:r>
+          </w:p>
+        </w:tc>
+        <w:tc>
+          <w:tcPr>
+            <w:tcW w:w="1905" w:type="pct"/>
+          </w:tcPr>
+          <w:p>
+            <w:pPr>
+              <w:jc w:val="left"/>
+              <w:rPr>
+                <w:color w:val="000000"/>
+                <w:sz w:val="20"/>
+                <w:szCs w:val="20"/>
+              </w:rPr>
+            </w:pPr>
+            <w:r>
+              <w:rPr>
+                <w:color w:val="000000"/>
+                <w:sz w:val="20"/>
+                <w:szCs w:val="20"/>
+              </w:rPr>
+              <w:t>Es una p</w:t>
+            </w:r>
+            <w:r>
+              <w:rPr>
+                <w:color w:val="000000"/>
+                <w:sz w:val="20"/>
+                <w:szCs w:val="20"/>
+              </w:rPr>
+              <w:t>lataforma completa para modelar, versionar y ejecutar reglas de negocio separadas del código.</w:t>
+            </w:r>
+          </w:p>
+        </w:tc>
+      </w:tr>
+      <w:tr>
+        <w:tc>
+          <w:tcPr>
+            <w:tcW w:w="1040" w:type="pct"/>
+            <w:vAlign w:val="center"/>
+          </w:tcPr>
+          <w:p>
+            <w:pPr>
+              <w:jc w:val="left"/>
+              <w:rPr>
+                <w:b/>
+                <w:bCs/>
+                <w:color w:val="000000"/>
+                <w:sz w:val="20"/>
+                <w:szCs w:val="20"/>
+              </w:rPr>
+            </w:pPr>
+            <w:r>
+              <w:rPr>
+                <w:b/>
+                <w:bCs/>
+                <w:color w:val="000000"/>
+                <w:sz w:val="20"/>
+                <w:szCs w:val="20"/>
+              </w:rPr>
+              <w:t>Validadores</w:t>
+            </w:r>
+            <w:r>
+              <w:rPr>
+                <w:color w:val="000000"/>
+                <w:sz w:val="20"/>
+                <w:szCs w:val="20"/>
+              </w:rPr>
+              <w:t xml:space="preserve"> (JSR-380 </w:t>
+            </w:r>
+            <w:proofErr w:type="spellStart"/>
+            <w:r>
+              <w:rPr>
+                <w:color w:val="000000"/>
+                <w:sz w:val="20"/>
+                <w:szCs w:val="20"/>
+              </w:rPr>
+              <w:t>Bean</w:t>
+            </w:r>
+            <w:proofErr w:type="spellEnd"/>
+            <w:r>
+              <w:rPr>
+                <w:color w:val="000000"/>
+                <w:sz w:val="20"/>
+                <w:szCs w:val="20"/>
+              </w:rPr>
+              <w:t xml:space="preserve"> </w:t>
+            </w:r>
+            <w:proofErr w:type="spellStart"/>
+            <w:r>
+              <w:rPr>
+                <w:color w:val="000000"/>
+                <w:sz w:val="20"/>
+                <w:szCs w:val="20"/>
+              </w:rPr>
+              <w:t>Validation</w:t>
+            </w:r>
+            <w:proofErr w:type="spellEnd"/>
+            <w:r>
+              <w:rPr>
+                <w:color w:val="000000"/>
+                <w:sz w:val="20"/>
+                <w:szCs w:val="20"/>
+              </w:rPr>
+              <w:t>)</w:t>
+            </w:r>
+          </w:p>
+        </w:tc>
+        <w:tc>
+          <w:tcPr>
+            <w:tcW w:w="2055" w:type="pct"/>
+            <w:vAlign w:val="center"/>
+          </w:tcPr>
+          <w:p>
+            <w:pPr>
+              <w:jc w:val="left"/>
+              <w:rPr>
+                <w:color w:val="000000"/>
+                <w:sz w:val="20"/>
+                <w:szCs w:val="20"/>
+              </w:rPr>
+            </w:pPr>
+            <w:proofErr w:type="spellStart"/>
+            <w:r>
+              <w:rPr>
+                <w:color w:val="000000"/>
+                <w:sz w:val="20"/>
+                <w:szCs w:val="20"/>
+              </w:rPr>
+              <w:t>Hibernate</w:t>
+            </w:r>
+            <w:proofErr w:type="spellEnd"/>
+            <w:r>
+              <w:rPr>
+                <w:color w:val="000000"/>
+                <w:sz w:val="20"/>
+                <w:szCs w:val="20"/>
+              </w:rPr>
+              <w:t xml:space="preserve"> </w:t>
+            </w:r>
+            <w:proofErr w:type="spellStart"/>
+            <w:r>
+              <w:rPr>
+                <w:color w:val="000000"/>
+                <w:sz w:val="20"/>
+                <w:szCs w:val="20"/>
+              </w:rPr>
+              <w:t>Validator</w:t>
+            </w:r>
+            <w:proofErr w:type="spellEnd"/>
+            <w:r>
+              <w:rPr>
+                <w:color w:val="000000"/>
+                <w:sz w:val="20"/>
+                <w:szCs w:val="20"/>
+              </w:rPr>
+              <w:t xml:space="preserve"> v.6</w:t>
+            </w:r>
+            <w:r>
+              <w:rPr>
+                <w:color w:val="000000"/>
+                <w:sz w:val="20"/>
+                <w:szCs w:val="20"/>
+              </w:rPr>
+              <w:t>.2.0.Final</w:t>
+            </w:r>
+            <w:r>
+              <w:rPr>
+                <w:color w:val="000000"/>
+                <w:sz w:val="20"/>
+                <w:szCs w:val="20"/>
+              </w:rPr>
+              <w:t xml:space="preserve">, correo sobre JVM </w:t>
+            </w:r>
+            <w:proofErr w:type="spellStart"/>
+            <w:r>
+              <w:rPr>
+                <w:color w:val="000000"/>
+                <w:sz w:val="20"/>
+                <w:szCs w:val="20"/>
+              </w:rPr>
+              <w:t>OpenJDK</w:t>
+            </w:r>
+            <w:proofErr w:type="spellEnd"/>
+            <w:r>
+              <w:rPr>
+                <w:color w:val="000000"/>
+                <w:sz w:val="20"/>
+                <w:szCs w:val="20"/>
+              </w:rPr>
+              <w:t xml:space="preserve"> 11+</w:t>
+            </w:r>
+          </w:p>
+        </w:tc>
+        <w:tc>
+          <w:tcPr>
+            <w:tcW w:w="1905" w:type="pct"/>
+          </w:tcPr>
+          <w:p>
+            <w:pPr>
+              <w:jc w:val="left"/>
+              <w:rPr>
+                <w:color w:val="000000"/>
+                <w:sz w:val="20"/>
+                <w:szCs w:val="20"/>
+              </w:rPr>
+            </w:pPr>
+            <w:r>
+              <w:rPr>
+                <w:color w:val="000000"/>
+                <w:sz w:val="20"/>
+                <w:szCs w:val="20"/>
+              </w:rPr>
+              <w:t>Implementa validaciones declarativas (anotaciones) para campos de entidades: stock, formatos, rangos, etc.</w:t>
+            </w:r>
+          </w:p>
+        </w:tc>
+      </w:tr>
+      <w:tr>
+        <w:tc>
+          <w:tcPr>
+            <w:tcW w:w="1040" w:type="pct"/>
+            <w:vAlign w:val="center"/>
+          </w:tcPr>
+          <w:p>
+            <w:pPr>
+              <w:jc w:val="left"/>
+              <w:rPr>
+                <w:b/>
+                <w:bCs/>
+                <w:color w:val="000000"/>
+                <w:sz w:val="20"/>
+                <w:szCs w:val="20"/>
+              </w:rPr>
+            </w:pPr>
+            <w:r>
+              <w:rPr>
+                <w:b/>
+                <w:bCs/>
+                <w:color w:val="000000"/>
+                <w:sz w:val="20"/>
+                <w:szCs w:val="20"/>
+              </w:rPr>
+              <w:t>Componentes de servicio</w:t>
+            </w:r>
+            <w:r>
+              <w:rPr>
+                <w:color w:val="000000"/>
+                <w:sz w:val="20"/>
+                <w:szCs w:val="20"/>
+              </w:rPr>
+              <w:t xml:space="preserve"> (Domain Services)</w:t>
+            </w:r>
+          </w:p>
+        </w:tc>
+        <w:tc>
+          <w:tcPr>
+            <w:tcW w:w="2055" w:type="pct"/>
+            <w:vAlign w:val="center"/>
+          </w:tcPr>
+          <w:p>
+            <w:pPr>
+              <w:jc w:val="left"/>
+              <w:rPr>
+                <w:color w:val="000000"/>
+                <w:sz w:val="20"/>
+                <w:szCs w:val="20"/>
+                <w:lang w:val="en-US"/>
+              </w:rPr>
+            </w:pPr>
+            <w:r>
+              <w:rPr>
+                <w:color w:val="000000"/>
+                <w:sz w:val="20"/>
+                <w:szCs w:val="20"/>
+                <w:lang w:val="en-US"/>
+              </w:rPr>
+              <w:t>Spring Boot</w:t>
+            </w:r>
+            <w:r>
+              <w:rPr>
+                <w:color w:val="000000"/>
+                <w:sz w:val="20"/>
+                <w:szCs w:val="20"/>
+                <w:lang w:val="en-US"/>
+              </w:rPr>
+              <w:t xml:space="preserve"> v.</w:t>
+            </w:r>
+            <w:r>
+              <w:rPr>
+                <w:color w:val="000000"/>
+                <w:sz w:val="20"/>
+                <w:szCs w:val="20"/>
+                <w:lang w:val="en-US"/>
+              </w:rPr>
+              <w:t>2.6.6</w:t>
+            </w:r>
+            <w:r>
+              <w:rPr>
+                <w:color w:val="000000"/>
+                <w:sz w:val="20"/>
+                <w:szCs w:val="20"/>
+                <w:lang w:val="en-US"/>
+              </w:rPr>
+              <w:t xml:space="preserve">, </w:t>
+            </w:r>
+            <w:proofErr w:type="spellStart"/>
+            <w:r>
+              <w:rPr>
+                <w:color w:val="000000"/>
+                <w:sz w:val="20"/>
+                <w:szCs w:val="20"/>
+                <w:lang w:val="en-US"/>
+              </w:rPr>
+              <w:t>correo</w:t>
+            </w:r>
+            <w:proofErr w:type="spellEnd"/>
+            <w:r>
+              <w:rPr>
+                <w:color w:val="000000"/>
+                <w:sz w:val="20"/>
+                <w:szCs w:val="20"/>
+                <w:lang w:val="en-US"/>
+              </w:rPr>
+              <w:t xml:space="preserve"> </w:t>
+            </w:r>
+            <w:proofErr w:type="spellStart"/>
+            <w:r>
+              <w:rPr>
+                <w:color w:val="000000"/>
+                <w:sz w:val="20"/>
+                <w:szCs w:val="20"/>
+                <w:lang w:val="en-US"/>
+              </w:rPr>
+              <w:t>sobre</w:t>
+            </w:r>
+            <w:proofErr w:type="spellEnd"/>
+            <w:r>
+              <w:rPr>
+                <w:color w:val="000000"/>
+                <w:sz w:val="20"/>
+                <w:szCs w:val="20"/>
+                <w:lang w:val="en-US"/>
+              </w:rPr>
+              <w:t xml:space="preserve"> JVM OpenJDK</w:t>
+            </w:r>
+            <w:r>
+              <w:rPr>
+                <w:color w:val="000000"/>
+                <w:sz w:val="20"/>
+                <w:szCs w:val="20"/>
+                <w:lang w:val="en-US"/>
+              </w:rPr>
+              <w:t xml:space="preserve"> 11+</w:t>
+            </w:r>
+          </w:p>
+        </w:tc>
+        <w:tc>
+          <w:tcPr>
+            <w:tcW w:w="1905" w:type="pct"/>
+          </w:tcPr>
+          <w:p>
+            <w:pPr>
+              <w:jc w:val="left"/>
+              <w:rPr>
+                <w:color w:val="000000"/>
+                <w:sz w:val="20"/>
+                <w:szCs w:val="20"/>
+              </w:rPr>
+            </w:pPr>
+            <w:r>
+              <w:rPr>
+                <w:color w:val="000000"/>
+                <w:sz w:val="20"/>
+                <w:szCs w:val="20"/>
+              </w:rPr>
+              <w:t>Framework para microservicios o aplicaciones monolíticas: inyec</w:t>
+            </w:r>
+            <w:r>
+              <w:rPr>
+                <w:color w:val="000000"/>
+                <w:sz w:val="20"/>
+                <w:szCs w:val="20"/>
+              </w:rPr>
+              <w:t xml:space="preserve">ta </w:t>
+            </w:r>
+            <w:r>
+              <w:rPr>
+                <w:color w:val="000000"/>
+                <w:sz w:val="20"/>
+                <w:szCs w:val="20"/>
+              </w:rPr>
+              <w:t>dependencias, controladores REST, servicios transaccionales.</w:t>
+            </w:r>
+          </w:p>
+        </w:tc>
+      </w:tr>
+      <w:tr>
+        <w:tc>
+          <w:tcPr>
+            <w:tcW w:w="1040" w:type="pct"/>
+            <w:vAlign w:val="center"/>
+          </w:tcPr>
+          <w:p>
+            <w:pPr>
+              <w:jc w:val="left"/>
+              <w:rPr>
+                <w:b/>
+                <w:bCs/>
+                <w:color w:val="000000"/>
+                <w:sz w:val="20"/>
+                <w:szCs w:val="20"/>
+              </w:rPr>
+            </w:pPr>
+            <w:r>
+              <w:rPr>
+                <w:b/>
+                <w:bCs/>
+                <w:color w:val="000000"/>
+                <w:sz w:val="20"/>
+                <w:szCs w:val="20"/>
+              </w:rPr>
+              <w:t>Servidor de comunicaciones / proxy</w:t>
+            </w:r>
+          </w:p>
+        </w:tc>
+        <w:tc>
+          <w:tcPr>
+            <w:tcW w:w="2055" w:type="pct"/>
+            <w:vAlign w:val="center"/>
+          </w:tcPr>
+          <w:p>
+            <w:pPr>
+              <w:jc w:val="left"/>
+              <w:rPr>
+                <w:color w:val="000000"/>
+                <w:sz w:val="20"/>
+                <w:szCs w:val="20"/>
+              </w:rPr>
+            </w:pPr>
+            <w:proofErr w:type="spellStart"/>
+            <w:r>
+              <w:rPr>
+                <w:color w:val="000000"/>
+                <w:sz w:val="20"/>
+                <w:szCs w:val="20"/>
+              </w:rPr>
+              <w:t>HAProxy</w:t>
+            </w:r>
+            <w:proofErr w:type="spellEnd"/>
+            <w:r>
+              <w:rPr>
+                <w:color w:val="000000"/>
+                <w:sz w:val="20"/>
+                <w:szCs w:val="20"/>
+              </w:rPr>
+              <w:t xml:space="preserve"> v.</w:t>
+            </w:r>
+            <w:r>
+              <w:rPr>
+                <w:color w:val="000000"/>
+                <w:sz w:val="20"/>
+                <w:szCs w:val="20"/>
+              </w:rPr>
+              <w:t>2.4.x</w:t>
+            </w:r>
+            <w:r>
+              <w:rPr>
+                <w:color w:val="000000"/>
+                <w:sz w:val="20"/>
+                <w:szCs w:val="20"/>
+              </w:rPr>
+              <w:t xml:space="preserve">, corriendo sobre FreeBSD </w:t>
+            </w:r>
+            <w:r>
+              <w:rPr>
+                <w:color w:val="000000"/>
+                <w:sz w:val="20"/>
+                <w:szCs w:val="20"/>
+              </w:rPr>
+              <w:t>1</w:t>
+            </w:r>
+            <w:r>
+              <w:rPr>
+                <w:color w:val="000000"/>
+                <w:sz w:val="20"/>
+                <w:szCs w:val="20"/>
+              </w:rPr>
+              <w:t>4.2</w:t>
+            </w:r>
+          </w:p>
+        </w:tc>
+        <w:tc>
+          <w:tcPr>
+            <w:tcW w:w="1905" w:type="pct"/>
+          </w:tcPr>
+          <w:p>
+            <w:pPr>
+              <w:jc w:val="left"/>
+              <w:rPr>
+                <w:color w:val="000000"/>
+                <w:sz w:val="20"/>
+                <w:szCs w:val="20"/>
+              </w:rPr>
+            </w:pPr>
+            <w:r>
+              <w:rPr>
+                <w:color w:val="000000"/>
+                <w:sz w:val="20"/>
+                <w:szCs w:val="20"/>
+              </w:rPr>
+              <w:t xml:space="preserve">Balanceo TCP/L4 en modo </w:t>
+            </w:r>
+            <w:proofErr w:type="spellStart"/>
+            <w:r>
+              <w:rPr>
+                <w:color w:val="000000"/>
+                <w:sz w:val="20"/>
+                <w:szCs w:val="20"/>
+              </w:rPr>
+              <w:t>passthrough</w:t>
+            </w:r>
+            <w:proofErr w:type="spellEnd"/>
+            <w:r>
+              <w:rPr>
+                <w:color w:val="000000"/>
+                <w:sz w:val="20"/>
+                <w:szCs w:val="20"/>
+              </w:rPr>
+              <w:t xml:space="preserve"> TLS. Firewall de aplicaciones, </w:t>
+            </w:r>
+            <w:proofErr w:type="spellStart"/>
+            <w:r>
+              <w:rPr>
+                <w:color w:val="000000"/>
+                <w:sz w:val="20"/>
+                <w:szCs w:val="20"/>
+              </w:rPr>
+              <w:t>health-checks</w:t>
+            </w:r>
+            <w:proofErr w:type="spellEnd"/>
+            <w:r>
+              <w:rPr>
+                <w:color w:val="000000"/>
+                <w:sz w:val="20"/>
+                <w:szCs w:val="20"/>
+              </w:rPr>
+              <w:t>, alta disponibilidad.</w:t>
+            </w:r>
+            <w:r>
+              <w:rPr>
+                <w:color w:val="000000"/>
+                <w:sz w:val="20"/>
+                <w:szCs w:val="20"/>
+              </w:rPr>
+              <w:t xml:space="preserve"> FreeBSD es el sistema operativo que proporciona una plataforma de alta confiabilidad para correr cualquier </w:t>
+            </w:r>
+            <w:proofErr w:type="gramStart"/>
+            <w:r>
+              <w:rPr>
+                <w:color w:val="000000"/>
+                <w:sz w:val="20"/>
+                <w:szCs w:val="20"/>
+              </w:rPr>
+              <w:t>servidor  servicio</w:t>
+            </w:r>
+            <w:proofErr w:type="gramEnd"/>
+            <w:r>
+              <w:rPr>
+                <w:color w:val="000000"/>
+                <w:sz w:val="20"/>
+                <w:szCs w:val="20"/>
+              </w:rPr>
+              <w:t xml:space="preserve"> de la capa de comunicaciones</w:t>
+            </w:r>
+          </w:p>
+        </w:tc>
+      </w:tr>
+      <w:tr>
+        <w:tc>
+          <w:tcPr>
+            <w:tcW w:w="1040" w:type="pct"/>
+            <w:vAlign w:val="center"/>
+          </w:tcPr>
+          <w:p>
+            <w:pPr>
+              <w:jc w:val="left"/>
+              <w:rPr>
+                <w:b/>
+                <w:bCs/>
+                <w:color w:val="000000"/>
+                <w:sz w:val="20"/>
+                <w:szCs w:val="20"/>
+              </w:rPr>
+            </w:pPr>
+            <w:r>
+              <w:rPr>
+                <w:b/>
+                <w:bCs/>
+                <w:color w:val="000000"/>
+                <w:sz w:val="20"/>
+                <w:szCs w:val="20"/>
+              </w:rPr>
+              <w:t>Java Runtime</w:t>
+            </w:r>
+          </w:p>
+        </w:tc>
+        <w:tc>
+          <w:tcPr>
+            <w:tcW w:w="2055" w:type="pct"/>
+            <w:vAlign w:val="center"/>
+          </w:tcPr>
+          <w:p>
+            <w:pPr>
+              <w:jc w:val="left"/>
+              <w:rPr>
+                <w:color w:val="000000"/>
+                <w:sz w:val="20"/>
+                <w:szCs w:val="20"/>
+                <w:lang w:val="en-US"/>
+              </w:rPr>
+            </w:pPr>
+            <w:r>
+              <w:rPr>
+                <w:color w:val="000000"/>
+                <w:sz w:val="20"/>
+                <w:szCs w:val="20"/>
+                <w:lang w:val="en-US"/>
+              </w:rPr>
+              <w:t xml:space="preserve">Oracle </w:t>
+            </w:r>
+            <w:r>
+              <w:rPr>
+                <w:color w:val="000000"/>
+                <w:sz w:val="20"/>
+                <w:szCs w:val="20"/>
+                <w:lang w:val="en-US"/>
+              </w:rPr>
+              <w:t>OpenJDK</w:t>
+            </w:r>
+            <w:r>
+              <w:rPr>
+                <w:color w:val="000000"/>
+                <w:sz w:val="20"/>
+                <w:szCs w:val="20"/>
+                <w:lang w:val="en-US"/>
+              </w:rPr>
+              <w:t xml:space="preserve"> v.</w:t>
+            </w:r>
+            <w:r>
+              <w:rPr>
+                <w:color w:val="000000"/>
+                <w:sz w:val="20"/>
+                <w:szCs w:val="20"/>
+                <w:lang w:val="en-US"/>
+              </w:rPr>
+              <w:t>11.0.x LTS</w:t>
+            </w:r>
+          </w:p>
+        </w:tc>
+        <w:tc>
+          <w:tcPr>
+            <w:tcW w:w="1905" w:type="pct"/>
+          </w:tcPr>
+          <w:p>
+            <w:pPr>
+              <w:jc w:val="left"/>
+              <w:rPr>
+                <w:color w:val="000000"/>
+                <w:sz w:val="20"/>
+                <w:szCs w:val="20"/>
+              </w:rPr>
+            </w:pPr>
+            <w:r>
+              <w:rPr>
+                <w:color w:val="000000"/>
+                <w:sz w:val="20"/>
+                <w:szCs w:val="20"/>
+              </w:rPr>
+              <w:t xml:space="preserve">Oracle </w:t>
+            </w:r>
+            <w:r>
+              <w:rPr>
+                <w:color w:val="000000"/>
+                <w:sz w:val="20"/>
+                <w:szCs w:val="20"/>
+              </w:rPr>
+              <w:t xml:space="preserve">Java 11 LTS es </w:t>
+            </w:r>
+            <w:r>
+              <w:rPr>
+                <w:color w:val="000000"/>
+                <w:sz w:val="20"/>
+                <w:szCs w:val="20"/>
+              </w:rPr>
+              <w:t xml:space="preserve">la JVM sobre la cual corren los servidores Java EE,  y es </w:t>
+            </w:r>
+            <w:r>
+              <w:rPr>
+                <w:color w:val="000000"/>
+                <w:sz w:val="20"/>
+                <w:szCs w:val="20"/>
+              </w:rPr>
+              <w:t>ampliamente soportada por todos los componentes (</w:t>
+            </w:r>
+            <w:proofErr w:type="spellStart"/>
+            <w:r>
+              <w:rPr>
+                <w:color w:val="000000"/>
+                <w:sz w:val="20"/>
+                <w:szCs w:val="20"/>
+              </w:rPr>
+              <w:t>JBoss</w:t>
+            </w:r>
+            <w:proofErr w:type="spellEnd"/>
+            <w:r>
+              <w:rPr>
+                <w:color w:val="000000"/>
+                <w:sz w:val="20"/>
+                <w:szCs w:val="20"/>
+              </w:rPr>
+              <w:t xml:space="preserve"> EAP, Spring </w:t>
+            </w:r>
+            <w:proofErr w:type="spellStart"/>
+            <w:r>
+              <w:rPr>
+                <w:color w:val="000000"/>
+                <w:sz w:val="20"/>
+                <w:szCs w:val="20"/>
+              </w:rPr>
+              <w:t>Boot</w:t>
+            </w:r>
+            <w:proofErr w:type="spellEnd"/>
+            <w:r>
+              <w:rPr>
+                <w:color w:val="000000"/>
+                <w:sz w:val="20"/>
+                <w:szCs w:val="20"/>
+              </w:rPr>
+              <w:t xml:space="preserve">, </w:t>
+            </w:r>
+            <w:proofErr w:type="spellStart"/>
+            <w:r>
+              <w:rPr>
+                <w:color w:val="000000"/>
+                <w:sz w:val="20"/>
+                <w:szCs w:val="20"/>
+              </w:rPr>
+              <w:t>Drools</w:t>
+            </w:r>
+            <w:proofErr w:type="spellEnd"/>
+            <w:r>
+              <w:rPr>
+                <w:color w:val="000000"/>
+                <w:sz w:val="20"/>
+                <w:szCs w:val="20"/>
+              </w:rPr>
+              <w:t xml:space="preserve"> </w:t>
+            </w:r>
+            <w:r>
+              <w:rPr>
+                <w:color w:val="000000"/>
+                <w:sz w:val="20"/>
+                <w:szCs w:val="20"/>
+              </w:rPr>
+              <w:t>e</w:t>
+            </w:r>
+            <w:r>
+              <w:rPr>
+                <w:color w:val="000000"/>
+                <w:sz w:val="20"/>
+                <w:szCs w:val="20"/>
+              </w:rPr>
+              <w:t xml:space="preserve"> </w:t>
+            </w:r>
+            <w:proofErr w:type="spellStart"/>
+            <w:r>
+              <w:rPr>
+                <w:color w:val="000000"/>
+                <w:sz w:val="20"/>
+                <w:szCs w:val="20"/>
+              </w:rPr>
+              <w:t>Hibernate</w:t>
+            </w:r>
+            <w:proofErr w:type="spellEnd"/>
+            <w:r>
+              <w:rPr>
+                <w:color w:val="000000"/>
+                <w:sz w:val="20"/>
+                <w:szCs w:val="20"/>
+              </w:rPr>
+              <w:t xml:space="preserve"> </w:t>
+            </w:r>
+            <w:proofErr w:type="spellStart"/>
+            <w:r>
+              <w:rPr>
+                <w:color w:val="000000"/>
+                <w:sz w:val="20"/>
+                <w:szCs w:val="20"/>
+              </w:rPr>
+              <w:t>Validator</w:t>
+            </w:r>
+            <w:proofErr w:type="spellEnd"/>
+            <w:r>
+              <w:rPr>
+                <w:color w:val="000000"/>
+                <w:sz w:val="20"/>
+                <w:szCs w:val="20"/>
+              </w:rPr>
+              <w:t>).</w:t>
+            </w:r>
+          </w:p>
+        </w:tc>
+      </w:tr>
+    </w:tbl>
     <w:p/>
     <w:p/>
     <w:sectPr>
@@ -3752,7 +5967,7 @@
       <mc:AlternateContent>
         <mc:Choice Requires="wps">
           <w:drawing>
-            <wp:anchor distT="0" distB="0" distL="114300" distR="114300" simplePos="0" relativeHeight="251671552" behindDoc="0" locked="0" layoutInCell="1" allowOverlap="1" wp14:anchorId="0CA1E7A7" wp14:editId="3A40ADC3">
+            <wp:anchor distT="0" distB="0" distL="114300" distR="114300" simplePos="0" relativeHeight="251671552" behindDoc="0" locked="0" layoutInCell="1" allowOverlap="1" wp14:anchorId="0CA1E7A7" wp14:editId="35906AF6">
               <wp:simplePos x="0" y="0"/>
               <wp:positionH relativeFrom="column">
                 <wp:posOffset>-444619</wp:posOffset>
@@ -3918,7 +6133,7 @@
       <mc:AlternateContent>
         <mc:Choice Requires="wps">
           <w:drawing>
-            <wp:anchor distT="0" distB="0" distL="114300" distR="114300" simplePos="0" relativeHeight="251669504" behindDoc="0" locked="0" layoutInCell="1" allowOverlap="1" wp14:anchorId="5E56DF3D" wp14:editId="45BF195A">
+            <wp:anchor distT="0" distB="0" distL="114300" distR="114300" simplePos="0" relativeHeight="251669504" behindDoc="0" locked="0" layoutInCell="1" allowOverlap="1" wp14:anchorId="5E56DF3D" wp14:editId="38C6388E">
               <wp:simplePos x="0" y="0"/>
               <wp:positionH relativeFrom="page">
                 <wp:align>left</wp:align>
@@ -3961,6 +6176,9 @@
                   </wps:wsp>
                 </a:graphicData>
               </a:graphic>
+              <wp14:sizeRelH relativeFrom="margin">
+                <wp14:pctWidth>0</wp14:pctWidth>
+              </wp14:sizeRelH>
               <wp14:sizeRelV relativeFrom="margin">
                 <wp14:pctHeight>0</wp14:pctHeight>
               </wp14:sizeRelV>
@@ -3969,7 +6187,7 @@
         </mc:Choice>
         <mc:Fallback>
           <w:pict>
-            <v:rect w14:anchorId="5E56DF3D" id="Rectángulo 17" o:spid="_x0000_s1034" style="position:absolute;left:0;text-align:left;margin-left:0;margin-top:-1.25pt;width:618pt;height:63pt;z-index:251669504;visibility:visible;mso-wrap-style:square;mso-height-percent:0;mso-wrap-distance-left:9pt;mso-wrap-distance-top:0;mso-wrap-distance-right:9pt;mso-wrap-distance-bottom:0;mso-position-horizontal:left;mso-position-horizontal-relative:page;mso-position-vertical:absolute;mso-position-vertical-relative:text;mso-height-percent:0;mso-height-relative:margin;v-text-anchor:middle" o:gfxdata="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" fillcolor="#006c5b" stroked="f">
+            <v:rect w14:anchorId="5E56DF3D" id="Rectángulo 17" o:spid="_x0000_s1034" style="position:absolute;left:0;text-align:left;margin-left:0;margin-top:-1.25pt;width:618pt;height:63pt;z-index:251669504;visibility:visible;mso-wrap-style:square;mso-width-percent:0;mso-height-percent:0;mso-wrap-distance-left:9pt;mso-wrap-distance-top:0;mso-wrap-distance-right:9pt;mso-wrap-distance-bottom:0;mso-position-horizontal:left;mso-position-horizontal-relative:page;mso-position-vertical:absolute;mso-position-vertical-relative:text;mso-width-percent:0;mso-height-percent:0;mso-width-relative:margin;mso-height-relative:margin;v-text-anchor:middle" o:gfxdata="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" fillcolor="#006c5b" stroked="f">
               <v:textbox inset="2.53958mm,2.53958mm,2.53958mm,2.53958mm">
                 <w:txbxContent>
                   <w:p/>
@@ -4197,7 +6415,7 @@
       <mc:AlternateContent>
         <mc:Choice Requires="wpg">
           <w:drawing>
-            <wp:anchor distT="0" distB="0" distL="114300" distR="114300" simplePos="0" relativeHeight="251663360" behindDoc="0" locked="0" layoutInCell="1" allowOverlap="1" wp14:anchorId="60B9C407" wp14:editId="51A22792">
+            <wp:anchor distT="0" distB="0" distL="114300" distR="114300" simplePos="0" relativeHeight="251663360" behindDoc="0" locked="0" layoutInCell="1" allowOverlap="1" wp14:anchorId="60B9C407" wp14:editId="208126AF">
               <wp:simplePos x="0" y="0"/>
               <wp:positionH relativeFrom="column">
                 <wp:posOffset>4143124</wp:posOffset>
@@ -4273,7 +6491,7 @@
       <mc:AlternateContent>
         <mc:Choice Requires="wps">
           <w:drawing>
-            <wp:anchor distT="0" distB="0" distL="114300" distR="114300" simplePos="0" relativeHeight="251665408" behindDoc="0" locked="0" layoutInCell="1" allowOverlap="1" wp14:anchorId="54D4DC83" wp14:editId="051C6A94">
+            <wp:anchor distT="0" distB="0" distL="114300" distR="114300" simplePos="0" relativeHeight="251665408" behindDoc="0" locked="0" layoutInCell="1" allowOverlap="1" wp14:anchorId="54D4DC83" wp14:editId="48B6810C">
               <wp:simplePos x="0" y="0"/>
               <wp:positionH relativeFrom="column">
                 <wp:posOffset>-476250</wp:posOffset>
@@ -4390,7 +6608,7 @@
       <mc:AlternateContent>
         <mc:Choice Requires="wps">
           <w:drawing>
-            <wp:anchor distT="0" distB="0" distL="114300" distR="114300" simplePos="0" relativeHeight="251662336" behindDoc="0" locked="0" layoutInCell="1" allowOverlap="1" wp14:anchorId="2E317334" wp14:editId="3A1D57A6">
+            <wp:anchor distT="0" distB="0" distL="114300" distR="114300" simplePos="0" relativeHeight="251662336" behindDoc="0" locked="0" layoutInCell="1" allowOverlap="1" wp14:anchorId="2E317334" wp14:editId="5407B219">
               <wp:simplePos x="0" y="0"/>
               <wp:positionH relativeFrom="page">
                 <wp:align>center</wp:align>
@@ -4461,9 +6679,9 @@
         <w:noProof/>
       </w:rPr>
       <mc:AlternateContent>
-        <mc:Choice Requires="wpg">
+        <mc:Choice Requires="wps">
           <w:drawing>
-            <wp:anchor distT="0" distB="0" distL="114300" distR="114300" simplePos="0" relativeHeight="251664384" behindDoc="0" locked="0" layoutInCell="1" allowOverlap="1" wp14:anchorId="12B85945" wp14:editId="45455700">
+            <wp:anchor distT="0" distB="0" distL="114300" distR="114300" simplePos="0" relativeHeight="251664384" behindDoc="0" locked="0" layoutInCell="1" allowOverlap="1" wp14:anchorId="12B85945" wp14:editId="264A151C">
               <wp:simplePos x="0" y="0"/>
               <wp:positionH relativeFrom="column">
                 <wp:posOffset>-1275716</wp:posOffset>
@@ -4521,11 +6739,9 @@
             </wp:anchor>
           </w:drawing>
         </mc:Choice>
-        <mc:Fallback xmlns:a="http://schemas.openxmlformats.org/drawingml/2006/main">
+        <mc:Fallback>
           <w:pict>
-            <v:line id="shape 3" o:spid="_x0000_s3" style="position:absolute;left:0;text-align:left;z-index:251664384;mso-wrap-distance-left:9.00pt;mso-wrap-distance-top:0.00pt;mso-wrap-distance-right:9.00pt;mso-wrap-distance-bottom:0.00pt;visibility:visible;" from="-100.5pt,43.3pt" to="521.3pt,43.3pt" filled="f" strokecolor="#006666" strokeweight="1.50pt">
-              <v:stroke dashstyle="solid"/>
-            </v:line>
+            <v:line w14:anchorId="56D2F552" id="Conector recto 7" o:spid="_x0000_s1026" style="position:absolute;z-index:251664384;visibility:visible;mso-wrap-style:square;mso-width-percent:0;mso-height-percent:0;mso-wrap-distance-left:9pt;mso-wrap-distance-top:0;mso-wrap-distance-right:9pt;mso-wrap-distance-bottom:0;mso-position-horizontal:absolute;mso-position-horizontal-relative:text;mso-position-vertical:absolute;mso-position-vertical-relative:text;mso-width-percent:0;mso-height-percent:0;mso-width-relative:margin;mso-height-relative:margin" from="-100.45pt,43.3pt" to="521.3pt,43.3pt" o:gfxdata="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" strokecolor="#066" strokeweight="1.5pt"/>
           </w:pict>
         </mc:Fallback>
       </mc:AlternateContent>
@@ -5349,7 +7565,7 @@
   <w:style w:type="paragraph" w:default="1" w:styleId="Normal">
     <w:name w:val="Normal"/>
     <w:qFormat/>
-    <w:rsid w:val="00EC087E"/>
+    <w:rsid w:val="000D161A"/>
     <w:pPr>
       <w:spacing w:after="0" w:line="240" w:lineRule="auto"/>
     </w:pPr>
@@ -5533,7 +7749,6 @@
   <w:style w:type="character" w:default="1" w:styleId="Fuentedeprrafopredeter">
     <w:name w:val="Default Paragraph Font"/>
     <w:uiPriority w:val="1"/>
-    <w:semiHidden/>
     <w:unhideWhenUsed/>
   </w:style>
   <w:style w:type="table" w:default="1" w:styleId="Tablanormal">
@@ -17564,28 +19779,28 @@
 </file>
 
 <file path=customXml/item1.xml><?xml version="1.0" encoding="utf-8"?>
+<b:Sources xmlns:b="http://schemas.openxmlformats.org/officeDocument/2006/bibliography" xmlns="http://schemas.openxmlformats.org/officeDocument/2006/bibliography" SelectedStyle="\APASixthEditionOfficeOnline.xsl" StyleName="APA" Version="6"/>
+</file>
+
+<file path=customXml/item2.xml><?xml version="1.0" encoding="utf-8"?>
 <go:gDocsCustomXmlDataStorage xmlns:go="http://customooxmlschemas.google.com/" xmlns:r="http://schemas.openxmlformats.org/officeDocument/2006/relationships">
   <go:docsCustomData xmlns:go="http://customooxmlschemas.google.com/" roundtripDataSignature="AMtx7mguBxdkhaGz01udNDo5UlRuH4Qt/A==">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</go:docsCustomData>
 </go:gDocsCustomXmlDataStorage>
 </file>
 
-<file path=customXml/item2.xml><?xml version="1.0" encoding="utf-8"?>
-<b:Sources xmlns:b="http://schemas.openxmlformats.org/officeDocument/2006/bibliography" xmlns="http://schemas.openxmlformats.org/officeDocument/2006/bibliography" SelectedStyle="\APASixthEditionOfficeOnline.xsl" StyleName="APA" Version="6"/>
+<file path=customXml/itemProps1.xml><?xml version="1.0" encoding="utf-8"?>
+<ds:datastoreItem xmlns:ds="http://schemas.openxmlformats.org/officeDocument/2006/customXml" ds:itemID="{AE030073-6319-4592-A707-9629370D22F9}">
+  <ds:schemaRefs>
+    <ds:schemaRef ds:uri="http://schemas.openxmlformats.org/officeDocument/2006/bibliography"/>
+  </ds:schemaRefs>
+</ds:datastoreItem>
 </file>
 
-<file path=customXml/itemProps1.xml><?xml version="1.0" encoding="utf-8"?>
+<file path=customXml/itemProps2.xml><?xml version="1.0" encoding="utf-8"?>
 <ds:datastoreItem xmlns:ds="http://schemas.openxmlformats.org/officeDocument/2006/customXml" ds:itemID="{11111111-1234-1234-1234-123412341234}">
   <ds:schemaRefs>
     <ds:schemaRef ds:uri="http://customooxmlschemas.google.com/"/>
     <ds:schemaRef ds:uri="http://schemas.openxmlformats.org/officeDocument/2006/relationships"/>
   </ds:schemaRefs>
 </ds:datastoreItem>
-</file>
-
-<file path=customXml/itemProps2.xml><?xml version="1.0" encoding="utf-8"?>
-<ds:datastoreItem xmlns:ds="http://schemas.openxmlformats.org/officeDocument/2006/customXml" ds:itemID="{AE030073-6319-4592-A707-9629370D22F9}">
-  <ds:schemaRefs>
-    <ds:schemaRef ds:uri="http://schemas.openxmlformats.org/officeDocument/2006/bibliography"/>
-  </ds:schemaRefs>
-</ds:datastoreItem>
 </file>
--- a/docs/HAMANN-PABLO-ALEJANDRO-TP3.docx
+++ b/docs/HAMANN-PABLO-ALEJANDRO-TP3.docx
@@ -273,7 +273,6 @@
                               </w:rPr>
                               <w:t xml:space="preserve">Prof. Titular Experto: Ricardo Ramón </w:t>
                             </w:r>
-                            <w:proofErr w:type="spellStart"/>
                             <w:r>
                               <w:rPr>
                                 <w:b/>
@@ -282,7 +281,6 @@
                               </w:rPr>
                               <w:t>Daubrowsky</w:t>
                             </w:r>
-                            <w:proofErr w:type="spellEnd"/>
                           </w:p>
                           <w:p>
                             <w:pPr>
@@ -1403,7 +1401,21 @@
         <w:jc w:val="left"/>
       </w:pPr>
       <w:r>
-        <w:t>Archivo de script SQL:</w:t>
+        <w:t xml:space="preserve">Archivo de </w:t>
+      </w:r>
+      <w:r>
+        <w:t xml:space="preserve">diagrama en formato </w:t>
+      </w:r>
+      <w:proofErr w:type="spellStart"/>
+      <w:r>
+        <w:t>D</w:t>
+      </w:r>
+      <w:r>
+        <w:t>rawio</w:t>
+      </w:r>
+      <w:proofErr w:type="spellEnd"/>
+      <w:r>
+        <w:t>:</w:t>
       </w:r>
     </w:p>
     <w:p>
@@ -1428,7 +1440,15 @@
             <w:sz w:val="18"/>
             <w:szCs w:val="18"/>
           </w:rPr>
-          <w:t>https://raw.githubusercontent.com/linkstat/dabd/refs/heads/main/sql/HAMANN-PABLO-ALEJANDRO-TP3.sql</w:t>
+          <w:t>https://raw.githubusercontent.com/linkstat/dabd/refs/heads/main/docs/</w:t>
+        </w:r>
+        <w:r>
+          <w:rPr>
+            <w:rStyle w:val="Hipervnculo"/>
+            <w:sz w:val="18"/>
+            <w:szCs w:val="18"/>
+          </w:rPr>
+          <w:t>TP3-Diagrama.drawio</w:t>
         </w:r>
       </w:hyperlink>
     </w:p>
@@ -3478,16 +3498,7 @@
                 <w:sz w:val="20"/>
                 <w:szCs w:val="20"/>
               </w:rPr>
-              <w:t xml:space="preserve"> sobre OS: </w:t>
-            </w:r>
-            <w:r>
-              <w:rPr>
-                <w:rFonts w:eastAsia="Times New Roman"/>
-                <w:color w:val="000000"/>
-                <w:sz w:val="20"/>
-                <w:szCs w:val="20"/>
-              </w:rPr>
-              <w:t>Oracle Linux 8.6</w:t>
+              <w:t xml:space="preserve"> sobre OS: Oracle Linux 8.6</w:t>
             </w:r>
           </w:p>
         </w:tc>
@@ -3702,43 +3713,15 @@
                 <w:sz w:val="20"/>
                 <w:szCs w:val="20"/>
               </w:rPr>
-              <w:t>)</w:t>
-            </w:r>
-            <w:r>
-              <w:rPr>
-                <w:b/>
-                <w:bCs/>
-                <w:color w:val="000000"/>
-                <w:sz w:val="20"/>
-                <w:szCs w:val="20"/>
-              </w:rPr>
-              <w:t xml:space="preserve"> v.</w:t>
-            </w:r>
-            <w:r>
-              <w:rPr>
-                <w:b/>
-                <w:bCs/>
-                <w:color w:val="000000"/>
-                <w:sz w:val="20"/>
-                <w:szCs w:val="20"/>
-              </w:rPr>
-              <w:t>21.3.0</w:t>
-            </w:r>
-            <w:r>
-              <w:rPr>
-                <w:color w:val="000000"/>
-                <w:sz w:val="20"/>
-                <w:szCs w:val="20"/>
-              </w:rPr>
-              <w:t xml:space="preserve"> sobre OS: </w:t>
-            </w:r>
-            <w:r>
-              <w:rPr>
-                <w:color w:val="000000"/>
-                <w:sz w:val="20"/>
-                <w:szCs w:val="20"/>
-              </w:rPr>
-              <w:t>Oracle Linux 8.6</w:t>
+              <w:t>) v.21.3.0</w:t>
+            </w:r>
+            <w:r>
+              <w:rPr>
+                <w:color w:val="000000"/>
+                <w:sz w:val="20"/>
+                <w:szCs w:val="20"/>
+              </w:rPr>
+              <w:t xml:space="preserve"> sobre OS: Oracle Linux 8.6</w:t>
             </w:r>
           </w:p>
         </w:tc>
@@ -3789,17 +3772,7 @@
                 <w:sz w:val="20"/>
                 <w:szCs w:val="20"/>
               </w:rPr>
-              <w:t>f</w:t>
-            </w:r>
-            <w:r>
-              <w:rPr>
-                <w:i/>
-                <w:iCs/>
-                <w:color w:val="000000"/>
-                <w:sz w:val="20"/>
-                <w:szCs w:val="20"/>
-              </w:rPr>
-              <w:t>ail-over</w:t>
+              <w:t>fail-over</w:t>
             </w:r>
             <w:proofErr w:type="spellEnd"/>
             <w:r>
@@ -3936,43 +3909,15 @@
                 <w:sz w:val="20"/>
                 <w:szCs w:val="20"/>
               </w:rPr>
-              <w:t xml:space="preserve"> EAP</w:t>
-            </w:r>
-            <w:r>
-              <w:rPr>
-                <w:b/>
-                <w:bCs/>
-                <w:color w:val="000000"/>
-                <w:sz w:val="20"/>
-                <w:szCs w:val="20"/>
-              </w:rPr>
-              <w:t xml:space="preserve"> v.</w:t>
-            </w:r>
-            <w:r>
-              <w:rPr>
-                <w:b/>
-                <w:bCs/>
-                <w:color w:val="000000"/>
-                <w:sz w:val="20"/>
-                <w:szCs w:val="20"/>
-              </w:rPr>
-              <w:t>7.4</w:t>
-            </w:r>
-            <w:r>
-              <w:rPr>
-                <w:color w:val="000000"/>
-                <w:sz w:val="20"/>
-                <w:szCs w:val="20"/>
-              </w:rPr>
-              <w:t xml:space="preserve"> sobre OS: </w:t>
-            </w:r>
-            <w:r>
-              <w:rPr>
-                <w:color w:val="000000"/>
-                <w:sz w:val="20"/>
-                <w:szCs w:val="20"/>
-              </w:rPr>
-              <w:t xml:space="preserve">Oracle Linux 8.6 </w:t>
+              <w:t xml:space="preserve"> EAP v.7.4</w:t>
+            </w:r>
+            <w:r>
+              <w:rPr>
+                <w:color w:val="000000"/>
+                <w:sz w:val="20"/>
+                <w:szCs w:val="20"/>
+              </w:rPr>
+              <w:t xml:space="preserve"> sobre OS: Oracle Linux 8.6 </w:t>
             </w:r>
             <w:r>
               <w:rPr>
@@ -3988,15 +3933,7 @@
                 <w:sz w:val="20"/>
                 <w:szCs w:val="20"/>
               </w:rPr>
-              <w:t>o</w:t>
-            </w:r>
-            <w:r>
-              <w:rPr>
-                <w:color w:val="000000"/>
-                <w:sz w:val="20"/>
-                <w:szCs w:val="20"/>
-              </w:rPr>
-              <w:t xml:space="preserve"> </w:t>
+              <w:t xml:space="preserve">o </w:t>
             </w:r>
             <w:r>
               <w:rPr>
@@ -4604,19 +4541,8 @@
                 <w:szCs w:val="20"/>
                 <w:lang w:val="en-US"/>
               </w:rPr>
-              <w:t>7.72.</w:t>
-            </w:r>
-            <w:proofErr w:type="gramStart"/>
-            <w:r>
-              <w:rPr>
-                <w:color w:val="000000"/>
-                <w:sz w:val="20"/>
-                <w:szCs w:val="20"/>
-                <w:lang w:val="en-US"/>
-              </w:rPr>
-              <w:t>0.Final</w:t>
-            </w:r>
-            <w:proofErr w:type="gramEnd"/>
+              <w:t>7.72.0.Final</w:t>
+            </w:r>
             <w:r>
               <w:rPr>
                 <w:color w:val="000000"/>
@@ -4960,34 +4886,7 @@
                 <w:szCs w:val="20"/>
                 <w:lang w:val="en-US"/>
               </w:rPr>
-              <w:t>Spring Boot</w:t>
-            </w:r>
-            <w:r>
-              <w:rPr>
-                <w:color w:val="000000"/>
-                <w:sz w:val="20"/>
-                <w:szCs w:val="20"/>
-                <w:lang w:val="en-US"/>
-              </w:rPr>
-              <w:t xml:space="preserve"> v.</w:t>
-            </w:r>
-            <w:r>
-              <w:rPr>
-                <w:color w:val="000000"/>
-                <w:sz w:val="20"/>
-                <w:szCs w:val="20"/>
-                <w:lang w:val="en-US"/>
-              </w:rPr>
-              <w:t>2.6.6</w:t>
-            </w:r>
-            <w:r>
-              <w:rPr>
-                <w:color w:val="000000"/>
-                <w:sz w:val="20"/>
-                <w:szCs w:val="20"/>
-                <w:lang w:val="en-US"/>
-              </w:rPr>
-              <w:t xml:space="preserve">, </w:t>
+              <w:t xml:space="preserve">Spring Boot v.2.6.6, </w:t>
             </w:r>
             <w:proofErr w:type="spellStart"/>
             <w:r>
@@ -5238,25 +5137,7 @@
                 <w:sz w:val="20"/>
                 <w:szCs w:val="20"/>
               </w:rPr>
-              <w:t xml:space="preserve"> FreeBSD es el sistema operativo que proporciona una plataforma de alta confiabilidad para correr cualquier </w:t>
-            </w:r>
-            <w:proofErr w:type="gramStart"/>
-            <w:r>
-              <w:rPr>
-                <w:color w:val="000000"/>
-                <w:sz w:val="20"/>
-                <w:szCs w:val="20"/>
-              </w:rPr>
-              <w:t>servidor  servicio</w:t>
-            </w:r>
-            <w:proofErr w:type="gramEnd"/>
-            <w:r>
-              <w:rPr>
-                <w:color w:val="000000"/>
-                <w:sz w:val="20"/>
-                <w:szCs w:val="20"/>
-              </w:rPr>
-              <w:t xml:space="preserve"> de la capa de comunicaciones</w:t>
+              <w:t xml:space="preserve"> FreeBSD es el sistema operativo que proporciona una plataforma de alta confiabilidad para correr cualquier servidor  servicio de la capa de comunicaciones</w:t>
             </w:r>
           </w:p>
         </w:tc>
@@ -5312,34 +5193,7 @@
                 <w:szCs w:val="20"/>
                 <w:lang w:val="en-US"/>
               </w:rPr>
-              <w:t xml:space="preserve">Oracle </w:t>
-            </w:r>
-            <w:r>
-              <w:rPr>
-                <w:color w:val="000000"/>
-                <w:sz w:val="20"/>
-                <w:szCs w:val="20"/>
-                <w:lang w:val="en-US"/>
-              </w:rPr>
-              <w:t>OpenJDK</w:t>
-            </w:r>
-            <w:r>
-              <w:rPr>
-                <w:color w:val="000000"/>
-                <w:sz w:val="20"/>
-                <w:szCs w:val="20"/>
-                <w:lang w:val="en-US"/>
-              </w:rPr>
-              <w:t xml:space="preserve"> v.</w:t>
-            </w:r>
-            <w:r>
-              <w:rPr>
-                <w:color w:val="000000"/>
-                <w:sz w:val="20"/>
-                <w:szCs w:val="20"/>
-                <w:lang w:val="en-US"/>
-              </w:rPr>
-              <w:t>11.0.x LTS</w:t>
+              <w:t>Oracle OpenJDK v.11.0.x LTS</w:t>
             </w:r>
           </w:p>
         </w:tc>
@@ -5440,15 +5294,7 @@
                 <w:sz w:val="20"/>
                 <w:szCs w:val="20"/>
               </w:rPr>
-              <w:t xml:space="preserve"> </w:t>
-            </w:r>
-            <w:r>
-              <w:rPr>
-                <w:color w:val="000000"/>
-                <w:sz w:val="20"/>
-                <w:szCs w:val="20"/>
-              </w:rPr>
-              <w:t>e</w:t>
+              <w:t xml:space="preserve"> e</w:t>
             </w:r>
             <w:r>
               <w:rPr>
@@ -7749,6 +7595,7 @@
   <w:style w:type="character" w:default="1" w:styleId="Fuentedeprrafopredeter">
     <w:name w:val="Default Paragraph Font"/>
     <w:uiPriority w:val="1"/>
+    <w:semiHidden/>
     <w:unhideWhenUsed/>
   </w:style>
   <w:style w:type="table" w:default="1" w:styleId="Tablanormal">
@@ -19779,28 +19626,28 @@
 </file>
 
 <file path=customXml/item1.xml><?xml version="1.0" encoding="utf-8"?>
-<b:Sources xmlns:b="http://schemas.openxmlformats.org/officeDocument/2006/bibliography" xmlns="http://schemas.openxmlformats.org/officeDocument/2006/bibliography" SelectedStyle="\APASixthEditionOfficeOnline.xsl" StyleName="APA" Version="6"/>
-</file>
-
-<file path=customXml/item2.xml><?xml version="1.0" encoding="utf-8"?>
 <go:gDocsCustomXmlDataStorage xmlns:go="http://customooxmlschemas.google.com/" xmlns:r="http://schemas.openxmlformats.org/officeDocument/2006/relationships">
   <go:docsCustomData xmlns:go="http://customooxmlschemas.google.com/" roundtripDataSignature="AMtx7mguBxdkhaGz01udNDo5UlRuH4Qt/A==">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</go:docsCustomData>
 </go:gDocsCustomXmlDataStorage>
 </file>
 
-<file path=customXml/itemProps1.xml><?xml version="1.0" encoding="utf-8"?>
-<ds:datastoreItem xmlns:ds="http://schemas.openxmlformats.org/officeDocument/2006/customXml" ds:itemID="{AE030073-6319-4592-A707-9629370D22F9}">
-  <ds:schemaRefs>
-    <ds:schemaRef ds:uri="http://schemas.openxmlformats.org/officeDocument/2006/bibliography"/>
-  </ds:schemaRefs>
-</ds:datastoreItem>
+<file path=customXml/item2.xml><?xml version="1.0" encoding="utf-8"?>
+<b:Sources xmlns:b="http://schemas.openxmlformats.org/officeDocument/2006/bibliography" xmlns="http://schemas.openxmlformats.org/officeDocument/2006/bibliography" SelectedStyle="\APASixthEditionOfficeOnline.xsl" StyleName="APA" Version="6"/>
 </file>
 
-<file path=customXml/itemProps2.xml><?xml version="1.0" encoding="utf-8"?>
+<file path=customXml/itemProps1.xml><?xml version="1.0" encoding="utf-8"?>
 <ds:datastoreItem xmlns:ds="http://schemas.openxmlformats.org/officeDocument/2006/customXml" ds:itemID="{11111111-1234-1234-1234-123412341234}">
   <ds:schemaRefs>
     <ds:schemaRef ds:uri="http://customooxmlschemas.google.com/"/>
     <ds:schemaRef ds:uri="http://schemas.openxmlformats.org/officeDocument/2006/relationships"/>
   </ds:schemaRefs>
 </ds:datastoreItem>
+</file>
+
+<file path=customXml/itemProps2.xml><?xml version="1.0" encoding="utf-8"?>
+<ds:datastoreItem xmlns:ds="http://schemas.openxmlformats.org/officeDocument/2006/customXml" ds:itemID="{AE030073-6319-4592-A707-9629370D22F9}">
+  <ds:schemaRefs>
+    <ds:schemaRef ds:uri="http://schemas.openxmlformats.org/officeDocument/2006/bibliography"/>
+  </ds:schemaRefs>
+</ds:datastoreItem>
 </file>